--- a/functional_requirements.docx
+++ b/functional_requirements.docx
@@ -14,23 +14,7 @@
           <w:b/>
           <w:bCs/>
         </w:rPr>
-        <w:t xml:space="preserve">Specyfikacja Wymagań Funkcjonalnych – </w:t>
-      </w:r>
-      <w:proofErr w:type="spellStart"/>
-      <w:r>
-        <w:rPr>
-          <w:b/>
-          <w:bCs/>
-        </w:rPr>
-        <w:t>Employee</w:t>
-      </w:r>
-      <w:proofErr w:type="spellEnd"/>
-      <w:r>
-        <w:rPr>
-          <w:b/>
-          <w:bCs/>
-        </w:rPr>
-        <w:t xml:space="preserve"> Manager</w:t>
+        <w:t>Specyfikacja Wymagań Funkcjonalnych – Employee Manager</w:t>
       </w:r>
     </w:p>
     <w:p>
@@ -72,25 +56,18 @@
       </w:r>
     </w:p>
     <w:p>
-      <w:r>
-        <w:pict w14:anchorId="2E01DA73">
-          <v:rect id="_x0000_i1097" style="width:0;height:1.5pt" o:hralign="center" o:hrstd="t" o:hr="t" fillcolor="#a0a0a0" stroked="f"/>
-        </w:pict>
-      </w:r>
-    </w:p>
-    <w:p>
-      <w:pPr>
-        <w:rPr>
-          <w:b/>
-          <w:bCs/>
-        </w:rPr>
-      </w:pPr>
-      <w:r>
-        <w:rPr>
-          <w:b/>
-          <w:bCs/>
-        </w:rPr>
-        <w:t>FR-001: Zarządzanie pracownikami – Dodawanie</w:t>
+      <w:pPr>
+        <w:rPr>
+          <w:b/>
+          <w:bCs/>
+        </w:rPr>
+      </w:pPr>
+      <w:r>
+        <w:rPr>
+          <w:b/>
+          <w:bCs/>
+        </w:rPr>
+        <w:t xml:space="preserve">FR-000: Uruchamianie aplikacji </w:t>
       </w:r>
     </w:p>
     <w:p>
@@ -108,7 +85,10 @@
         <w:t>Opis:</w:t>
       </w:r>
       <w:r>
-        <w:t xml:space="preserve"> Użytkownik może dodać nowego pracownika do systemu.</w:t>
+        <w:t xml:space="preserve"> </w:t>
+      </w:r>
+      <w:r>
+        <w:t>Aplikacja uruchamia się poprzez uruchomienie z poziomu systemu. Ikona uruchomieniowa. Plik exe lub app w zależności od systemu operacyjnego</w:t>
       </w:r>
     </w:p>
     <w:p>
@@ -123,7 +103,10 @@
           <w:b/>
           <w:bCs/>
         </w:rPr>
-        <w:t>Dane wejściowe:</w:t>
+        <w:t>Okno uruchomieniowe:</w:t>
+      </w:r>
+      <w:r>
+        <w:t xml:space="preserve"> Employee manager wyświetla:</w:t>
       </w:r>
     </w:p>
     <w:p>
@@ -133,13 +116,12 @@
           <w:numId w:val="1"/>
         </w:numPr>
       </w:pPr>
-      <w:proofErr w:type="spellStart"/>
-      <w:r>
-        <w:t>Name</w:t>
-      </w:r>
-      <w:proofErr w:type="spellEnd"/>
-      <w:r>
-        <w:t xml:space="preserve"> (tekst, max 100 znaków, obowiązkowe)</w:t>
+      <w:r>
+        <w:rPr>
+          <w:b/>
+          <w:bCs/>
+        </w:rPr>
+        <w:t xml:space="preserve">Status aplikacji </w:t>
       </w:r>
     </w:p>
     <w:p>
@@ -149,13 +131,12 @@
           <w:numId w:val="1"/>
         </w:numPr>
       </w:pPr>
-      <w:proofErr w:type="spellStart"/>
-      <w:r>
-        <w:t>Salary</w:t>
-      </w:r>
-      <w:proofErr w:type="spellEnd"/>
-      <w:r>
-        <w:t xml:space="preserve"> (liczba dodatnia, obowiązkowe)</w:t>
+      <w:r>
+        <w:rPr>
+          <w:b/>
+          <w:bCs/>
+        </w:rPr>
+        <w:t>Adres pod którym dostępna jest aplikacja</w:t>
       </w:r>
     </w:p>
     <w:p>
@@ -166,7 +147,26 @@
         </w:numPr>
       </w:pPr>
       <w:r>
-        <w:t>Age (liczba całkowita dodatnia, obowiązkowe)</w:t>
+        <w:rPr>
+          <w:b/>
+          <w:bCs/>
+        </w:rPr>
+        <w:t>Przycisk zamknij</w:t>
+      </w:r>
+    </w:p>
+    <w:p>
+      <w:pPr>
+        <w:numPr>
+          <w:ilvl w:val="1"/>
+          <w:numId w:val="1"/>
+        </w:numPr>
+      </w:pPr>
+      <w:r>
+        <w:rPr>
+          <w:b/>
+          <w:bCs/>
+        </w:rPr>
+        <w:t>Kolor szary</w:t>
       </w:r>
     </w:p>
     <w:p>
@@ -181,33 +181,157 @@
           <w:b/>
           <w:bCs/>
         </w:rPr>
-        <w:t>Warunki akceptacji:</w:t>
-      </w:r>
-    </w:p>
-    <w:p>
-      <w:pPr>
-        <w:numPr>
-          <w:ilvl w:val="1"/>
-          <w:numId w:val="2"/>
-        </w:numPr>
-      </w:pPr>
-      <w:r>
-        <w:t>Po kliknięciu „</w:t>
-      </w:r>
-      <w:proofErr w:type="spellStart"/>
-      <w:r>
-        <w:t>Add</w:t>
-      </w:r>
-      <w:proofErr w:type="spellEnd"/>
-      <w:r>
-        <w:t>”, nowy pracownik pojawia się w tabeli.</w:t>
-      </w:r>
-    </w:p>
-    <w:p>
-      <w:pPr>
-        <w:numPr>
-          <w:ilvl w:val="1"/>
-          <w:numId w:val="2"/>
+        <w:t xml:space="preserve">Kryteria akceptacji </w:t>
+      </w:r>
+    </w:p>
+    <w:p>
+      <w:pPr>
+        <w:numPr>
+          <w:ilvl w:val="1"/>
+          <w:numId w:val="1"/>
+        </w:numPr>
+      </w:pPr>
+      <w:r>
+        <w:t>Dane wyświetlają się poprawnie</w:t>
+      </w:r>
+    </w:p>
+    <w:p>
+      <w:pPr>
+        <w:numPr>
+          <w:ilvl w:val="1"/>
+          <w:numId w:val="1"/>
+        </w:numPr>
+      </w:pPr>
+      <w:r>
+        <w:t>Przycisk zamknij jest w pełni widoczny</w:t>
+      </w:r>
+    </w:p>
+    <w:p>
+      <w:r>
+        <w:pict w14:anchorId="2E01DA73">
+          <v:rect id="_x0000_i1025" style="width:0;height:1.5pt" o:hralign="center" o:hrstd="t" o:hr="t" fillcolor="#a0a0a0" stroked="f"/>
+        </w:pict>
+      </w:r>
+    </w:p>
+    <w:p>
+      <w:pPr>
+        <w:rPr>
+          <w:b/>
+          <w:bCs/>
+        </w:rPr>
+      </w:pPr>
+      <w:r>
+        <w:rPr>
+          <w:b/>
+          <w:bCs/>
+        </w:rPr>
+        <w:t>FR-001: Zarządzanie pracownikami – Dodawanie</w:t>
+      </w:r>
+    </w:p>
+    <w:p>
+      <w:pPr>
+        <w:numPr>
+          <w:ilvl w:val="0"/>
+          <w:numId w:val="1"/>
+        </w:numPr>
+      </w:pPr>
+      <w:r>
+        <w:rPr>
+          <w:b/>
+          <w:bCs/>
+        </w:rPr>
+        <w:t>Opis:</w:t>
+      </w:r>
+      <w:r>
+        <w:t xml:space="preserve"> Użytkownik może dodać nowego pracownika do systemu.</w:t>
+      </w:r>
+    </w:p>
+    <w:p>
+      <w:pPr>
+        <w:numPr>
+          <w:ilvl w:val="0"/>
+          <w:numId w:val="1"/>
+        </w:numPr>
+      </w:pPr>
+      <w:r>
+        <w:rPr>
+          <w:b/>
+          <w:bCs/>
+        </w:rPr>
+        <w:t>Dane wejściowe:</w:t>
+      </w:r>
+    </w:p>
+    <w:p>
+      <w:pPr>
+        <w:numPr>
+          <w:ilvl w:val="1"/>
+          <w:numId w:val="1"/>
+        </w:numPr>
+      </w:pPr>
+      <w:r>
+        <w:t>Name (tekst, max 100 znaków, obowiązkowe)</w:t>
+      </w:r>
+    </w:p>
+    <w:p>
+      <w:pPr>
+        <w:numPr>
+          <w:ilvl w:val="1"/>
+          <w:numId w:val="1"/>
+        </w:numPr>
+      </w:pPr>
+      <w:r>
+        <w:t>Salary (liczba dodatnia, obowiązkowe)</w:t>
+      </w:r>
+    </w:p>
+    <w:p>
+      <w:pPr>
+        <w:numPr>
+          <w:ilvl w:val="1"/>
+          <w:numId w:val="1"/>
+        </w:numPr>
+      </w:pPr>
+      <w:r>
+        <w:t>Age (liczba całkowita dodatnia, obowiązkowe)</w:t>
+      </w:r>
+    </w:p>
+    <w:p>
+      <w:pPr>
+        <w:numPr>
+          <w:ilvl w:val="0"/>
+          <w:numId w:val="1"/>
+        </w:numPr>
+      </w:pPr>
+      <w:r>
+        <w:rPr>
+          <w:b/>
+          <w:bCs/>
+        </w:rPr>
+        <w:t>Kryteria akceptacji</w:t>
+      </w:r>
+      <w:r>
+        <w:rPr>
+          <w:b/>
+          <w:bCs/>
+        </w:rPr>
+        <w:t>:</w:t>
+      </w:r>
+    </w:p>
+    <w:p>
+      <w:pPr>
+        <w:numPr>
+          <w:ilvl w:val="1"/>
+          <w:numId w:val="1"/>
+        </w:numPr>
+      </w:pPr>
+      <w:r>
+        <w:t>Po kliknięciu „Add”, nowy pracownik pojawia się w tabeli.</w:t>
+      </w:r>
+    </w:p>
+    <w:p>
+      <w:pPr>
+        <w:numPr>
+          <w:ilvl w:val="1"/>
+          <w:numId w:val="1"/>
         </w:numPr>
       </w:pPr>
       <w:r>
@@ -218,7 +342,7 @@
       <w:pPr>
         <w:numPr>
           <w:ilvl w:val="1"/>
-          <w:numId w:val="2"/>
+          <w:numId w:val="1"/>
         </w:numPr>
       </w:pPr>
       <w:r>
@@ -228,7 +352,7 @@
     <w:p>
       <w:r>
         <w:pict w14:anchorId="182637E2">
-          <v:rect id="_x0000_i1098" style="width:0;height:1.5pt" o:hralign="center" o:hrstd="t" o:hr="t" fillcolor="#a0a0a0" stroked="f"/>
+          <v:rect id="_x0000_i1026" style="width:0;height:1.5pt" o:hralign="center" o:hrstd="t" o:hr="t" fillcolor="#a0a0a0" stroked="f"/>
         </w:pict>
       </w:r>
     </w:p>
@@ -288,23 +412,7 @@
         </w:numPr>
       </w:pPr>
       <w:r>
-        <w:t xml:space="preserve">Wszystkie pola: </w:t>
-      </w:r>
-      <w:proofErr w:type="spellStart"/>
-      <w:r>
-        <w:t>Name</w:t>
-      </w:r>
-      <w:proofErr w:type="spellEnd"/>
-      <w:r>
-        <w:t xml:space="preserve">, </w:t>
-      </w:r>
-      <w:proofErr w:type="spellStart"/>
-      <w:r>
-        <w:t>Salary</w:t>
-      </w:r>
-      <w:proofErr w:type="spellEnd"/>
-      <w:r>
-        <w:t>, Age.</w:t>
+        <w:t>Wszystkie pola: Name, Salary, Age.</w:t>
       </w:r>
     </w:p>
     <w:p>
@@ -319,17 +427,25 @@
           <w:b/>
           <w:bCs/>
         </w:rPr>
-        <w:t>Warunki akceptacji:</w:t>
-      </w:r>
-    </w:p>
-    <w:p>
-      <w:pPr>
-        <w:numPr>
-          <w:ilvl w:val="1"/>
-          <w:numId w:val="4"/>
-        </w:numPr>
-      </w:pPr>
-      <w:r>
+        <w:t>Kryteria akceptacji</w:t>
+      </w:r>
+      <w:r>
+        <w:rPr>
+          <w:b/>
+          <w:bCs/>
+        </w:rPr>
+        <w:t>:</w:t>
+      </w:r>
+    </w:p>
+    <w:p>
+      <w:pPr>
+        <w:numPr>
+          <w:ilvl w:val="1"/>
+          <w:numId w:val="3"/>
+        </w:numPr>
+      </w:pPr>
+      <w:r>
+        <w:lastRenderedPageBreak/>
         <w:t>Po kliknięciu „Edit” formularz wypełnia się danymi wybranego pracownika.</w:t>
       </w:r>
     </w:p>
@@ -337,7 +453,7 @@
       <w:pPr>
         <w:numPr>
           <w:ilvl w:val="1"/>
-          <w:numId w:val="4"/>
+          <w:numId w:val="3"/>
         </w:numPr>
       </w:pPr>
       <w:r>
@@ -348,7 +464,7 @@
       <w:pPr>
         <w:numPr>
           <w:ilvl w:val="1"/>
-          <w:numId w:val="4"/>
+          <w:numId w:val="3"/>
         </w:numPr>
       </w:pPr>
       <w:r>
@@ -359,7 +475,7 @@
       <w:pPr>
         <w:numPr>
           <w:ilvl w:val="1"/>
-          <w:numId w:val="4"/>
+          <w:numId w:val="3"/>
         </w:numPr>
       </w:pPr>
       <w:r>
@@ -369,7 +485,7 @@
     <w:p>
       <w:r>
         <w:pict w14:anchorId="0D3AA53B">
-          <v:rect id="_x0000_i1099" style="width:0;height:1.5pt" o:hralign="center" o:hrstd="t" o:hr="t" fillcolor="#a0a0a0" stroked="f"/>
+          <v:rect id="_x0000_i1027" style="width:0;height:1.5pt" o:hralign="center" o:hrstd="t" o:hr="t" fillcolor="#a0a0a0" stroked="f"/>
         </w:pict>
       </w:r>
     </w:p>
@@ -418,43 +534,33 @@
           <w:b/>
           <w:bCs/>
         </w:rPr>
-        <w:t>Warunki akceptacji:</w:t>
-      </w:r>
-    </w:p>
-    <w:p>
-      <w:pPr>
-        <w:numPr>
-          <w:ilvl w:val="1"/>
-          <w:numId w:val="5"/>
-        </w:numPr>
-      </w:pPr>
-      <w:r>
-        <w:t>Po kliknięciu „</w:t>
-      </w:r>
-      <w:proofErr w:type="spellStart"/>
-      <w:r>
-        <w:t>Delete</w:t>
-      </w:r>
-      <w:proofErr w:type="spellEnd"/>
-      <w:r>
-        <w:t>” pracownik zostaje usunięty z tabeli i bazy danych.</w:t>
-      </w:r>
-    </w:p>
-    <w:p>
-      <w:pPr>
-        <w:numPr>
-          <w:ilvl w:val="1"/>
-          <w:numId w:val="5"/>
-        </w:numPr>
-      </w:pPr>
-      <w:r>
-        <w:t>Zalecane: wyświetlenie potwierdzenia przed usunięciem.</w:t>
-      </w:r>
-    </w:p>
+        <w:t>Kryteria akceptacji</w:t>
+      </w:r>
+      <w:r>
+        <w:rPr>
+          <w:b/>
+          <w:bCs/>
+        </w:rPr>
+        <w:t>:</w:t>
+      </w:r>
+    </w:p>
+    <w:p>
+      <w:pPr>
+        <w:pStyle w:val="Akapitzlist"/>
+        <w:numPr>
+          <w:ilvl w:val="1"/>
+          <w:numId w:val="18"/>
+        </w:numPr>
+      </w:pPr>
+      <w:r>
+        <w:t>Po kliknięciu „Delete” pracownik zostaje usunięty z tabeli i bazy danych.</w:t>
+      </w:r>
+    </w:p>
+    <w:p/>
     <w:p>
       <w:r>
         <w:pict w14:anchorId="1DE190E4">
-          <v:rect id="_x0000_i1100" style="width:0;height:1.5pt" o:hralign="center" o:hrstd="t" o:hr="t" fillcolor="#a0a0a0" stroked="f"/>
+          <v:rect id="_x0000_i1028" style="width:0;height:1.5pt" o:hralign="center" o:hrstd="t" o:hr="t" fillcolor="#a0a0a0" stroked="f"/>
         </w:pict>
       </w:r>
     </w:p>
@@ -470,7 +576,6 @@
           <w:b/>
           <w:bCs/>
         </w:rPr>
-        <w:lastRenderedPageBreak/>
         <w:t>FR-004: Wyświetlanie danych</w:t>
       </w:r>
     </w:p>
@@ -507,39 +612,7 @@
         <w:t>Zawartość tabeli:</w:t>
       </w:r>
       <w:r>
-        <w:t xml:space="preserve"> ID, </w:t>
-      </w:r>
-      <w:proofErr w:type="spellStart"/>
-      <w:r>
-        <w:t>Name</w:t>
-      </w:r>
-      <w:proofErr w:type="spellEnd"/>
-      <w:r>
-        <w:t xml:space="preserve">, </w:t>
-      </w:r>
-      <w:proofErr w:type="spellStart"/>
-      <w:r>
-        <w:t>Salary</w:t>
-      </w:r>
-      <w:proofErr w:type="spellEnd"/>
-      <w:r>
-        <w:t xml:space="preserve">, Age, </w:t>
-      </w:r>
-      <w:proofErr w:type="spellStart"/>
-      <w:r>
-        <w:t>Actions</w:t>
-      </w:r>
-      <w:proofErr w:type="spellEnd"/>
-      <w:r>
-        <w:t xml:space="preserve"> (Edit/</w:t>
-      </w:r>
-      <w:proofErr w:type="spellStart"/>
-      <w:r>
-        <w:t>Delete</w:t>
-      </w:r>
-      <w:proofErr w:type="spellEnd"/>
-      <w:r>
-        <w:t>)</w:t>
+        <w:t xml:space="preserve"> ID, Name, Salary, Age, Actions (Edit/Delete)</w:t>
       </w:r>
     </w:p>
     <w:p>
@@ -554,14 +627,21 @@
           <w:b/>
           <w:bCs/>
         </w:rPr>
-        <w:t>Warunki akceptacji:</w:t>
-      </w:r>
-    </w:p>
-    <w:p>
-      <w:pPr>
-        <w:numPr>
-          <w:ilvl w:val="1"/>
-          <w:numId w:val="6"/>
+        <w:t>Kryteria</w:t>
+      </w:r>
+      <w:r>
+        <w:rPr>
+          <w:b/>
+          <w:bCs/>
+        </w:rPr>
+        <w:t xml:space="preserve"> akceptacji:</w:t>
+      </w:r>
+    </w:p>
+    <w:p>
+      <w:pPr>
+        <w:numPr>
+          <w:ilvl w:val="1"/>
+          <w:numId w:val="19"/>
         </w:numPr>
       </w:pPr>
       <w:r>
@@ -572,52 +652,28 @@
       <w:pPr>
         <w:numPr>
           <w:ilvl w:val="1"/>
-          <w:numId w:val="6"/>
-        </w:numPr>
-      </w:pPr>
-      <w:r>
-        <w:t xml:space="preserve">Wiersze są wyróżnione na </w:t>
-      </w:r>
-      <w:proofErr w:type="spellStart"/>
-      <w:r>
-        <w:t>hover</w:t>
-      </w:r>
-      <w:proofErr w:type="spellEnd"/>
-      <w:r>
-        <w:t>.</w:t>
-      </w:r>
-    </w:p>
-    <w:p>
-      <w:pPr>
-        <w:numPr>
-          <w:ilvl w:val="1"/>
-          <w:numId w:val="6"/>
-        </w:numPr>
-      </w:pPr>
-      <w:r>
-        <w:t>Kolory i kontrast dopasowane do trybu (</w:t>
-      </w:r>
-      <w:proofErr w:type="spellStart"/>
-      <w:r>
-        <w:t>dark</w:t>
-      </w:r>
-      <w:proofErr w:type="spellEnd"/>
-      <w:r>
-        <w:t>/</w:t>
-      </w:r>
-      <w:proofErr w:type="spellStart"/>
-      <w:r>
-        <w:t>light</w:t>
-      </w:r>
-      <w:proofErr w:type="spellEnd"/>
-      <w:r>
-        <w:t>).</w:t>
+          <w:numId w:val="19"/>
+        </w:numPr>
+      </w:pPr>
+      <w:r>
+        <w:t>Wiersze są wyróżnione na hover.</w:t>
+      </w:r>
+    </w:p>
+    <w:p>
+      <w:pPr>
+        <w:numPr>
+          <w:ilvl w:val="1"/>
+          <w:numId w:val="19"/>
+        </w:numPr>
+      </w:pPr>
+      <w:r>
+        <w:t>Kolory i kontrast dopasowane do trybu (dark/light).</w:t>
       </w:r>
     </w:p>
     <w:p>
       <w:r>
         <w:pict w14:anchorId="7180471A">
-          <v:rect id="_x0000_i1101" style="width:0;height:1.5pt" o:hralign="center" o:hrstd="t" o:hr="t" fillcolor="#a0a0a0" stroked="f"/>
+          <v:rect id="_x0000_i1029" style="width:0;height:1.5pt" o:hralign="center" o:hrstd="t" o:hr="t" fillcolor="#a0a0a0" stroked="f"/>
         </w:pict>
       </w:r>
     </w:p>
@@ -633,23 +689,7 @@
           <w:b/>
           <w:bCs/>
         </w:rPr>
-        <w:t>FR-005: Tryb wyświetlania (</w:t>
-      </w:r>
-      <w:proofErr w:type="spellStart"/>
-      <w:r>
-        <w:rPr>
-          <w:b/>
-          <w:bCs/>
-        </w:rPr>
-        <w:t>Theme</w:t>
-      </w:r>
-      <w:proofErr w:type="spellEnd"/>
-      <w:r>
-        <w:rPr>
-          <w:b/>
-          <w:bCs/>
-        </w:rPr>
-        <w:t>)</w:t>
+        <w:t>FR-005: Tryb wyświetlania (Theme)</w:t>
       </w:r>
     </w:p>
     <w:p>
@@ -677,21 +717,8 @@
           <w:numId w:val="7"/>
         </w:numPr>
       </w:pPr>
-      <w:proofErr w:type="spellStart"/>
-      <w:r>
-        <w:t>Light</w:t>
-      </w:r>
-      <w:proofErr w:type="spellEnd"/>
-      <w:r>
-        <w:t xml:space="preserve"> </w:t>
-      </w:r>
-      <w:proofErr w:type="spellStart"/>
-      <w:r>
-        <w:t>mode</w:t>
-      </w:r>
-      <w:proofErr w:type="spellEnd"/>
-      <w:r>
-        <w:t xml:space="preserve"> – jasne tło, ciemny tekst, pomarańczowe akcenty.</w:t>
+      <w:r>
+        <w:t>Light mode – jasne tło, ciemny tekst, pomarańczowe akcenty.</w:t>
       </w:r>
     </w:p>
     <w:p>
@@ -702,15 +729,7 @@
         </w:numPr>
       </w:pPr>
       <w:r>
-        <w:t xml:space="preserve">Dark </w:t>
-      </w:r>
-      <w:proofErr w:type="spellStart"/>
-      <w:r>
-        <w:t>mode</w:t>
-      </w:r>
-      <w:proofErr w:type="spellEnd"/>
-      <w:r>
-        <w:t xml:space="preserve"> – ciemne tło, jasny tekst, pomarańczowe akcenty.</w:t>
+        <w:t>Dark mode – ciemne tło, jasny tekst, pomarańczowe akcenty.</w:t>
       </w:r>
     </w:p>
     <w:p>
@@ -725,62 +744,59 @@
           <w:b/>
           <w:bCs/>
         </w:rPr>
-        <w:t>Warunki akceptacji:</w:t>
-      </w:r>
-    </w:p>
-    <w:p>
-      <w:pPr>
-        <w:numPr>
-          <w:ilvl w:val="1"/>
-          <w:numId w:val="7"/>
-        </w:numPr>
-      </w:pPr>
-      <w:r>
-        <w:t xml:space="preserve">Użytkownik przełącza tryby klikając przycisk w </w:t>
-      </w:r>
-      <w:proofErr w:type="spellStart"/>
-      <w:r>
-        <w:t>navbarze</w:t>
-      </w:r>
-      <w:proofErr w:type="spellEnd"/>
-      <w:r>
-        <w:t>.</w:t>
-      </w:r>
-    </w:p>
-    <w:p>
-      <w:pPr>
-        <w:numPr>
-          <w:ilvl w:val="1"/>
-          <w:numId w:val="7"/>
-        </w:numPr>
-      </w:pPr>
-      <w:r>
-        <w:t>Wybrany tryb jest zapamiętywany w przeglądarce (</w:t>
-      </w:r>
-      <w:proofErr w:type="spellStart"/>
-      <w:r>
-        <w:t>localStorage</w:t>
-      </w:r>
-      <w:proofErr w:type="spellEnd"/>
-      <w:r>
-        <w:t>).</w:t>
-      </w:r>
-    </w:p>
-    <w:p>
-      <w:pPr>
-        <w:numPr>
-          <w:ilvl w:val="1"/>
-          <w:numId w:val="7"/>
+        <w:t>Kryteria</w:t>
+      </w:r>
+      <w:r>
+        <w:rPr>
+          <w:b/>
+          <w:bCs/>
+        </w:rPr>
+        <w:t xml:space="preserve"> akceptacji:</w:t>
+      </w:r>
+    </w:p>
+    <w:p>
+      <w:pPr>
+        <w:pStyle w:val="Akapitzlist"/>
+        <w:numPr>
+          <w:ilvl w:val="1"/>
+          <w:numId w:val="20"/>
+        </w:numPr>
+      </w:pPr>
+      <w:r>
+        <w:t>Użytkownik przełącza tryby klikając przycisk w navbarze.</w:t>
+      </w:r>
+    </w:p>
+    <w:p>
+      <w:pPr>
+        <w:numPr>
+          <w:ilvl w:val="1"/>
+          <w:numId w:val="20"/>
+        </w:numPr>
+      </w:pPr>
+      <w:r>
+        <w:t>Wybrany tryb jest zapamiętywany w przeglądarce (localStorage).</w:t>
+      </w:r>
+    </w:p>
+    <w:p>
+      <w:pPr>
+        <w:numPr>
+          <w:ilvl w:val="1"/>
+          <w:numId w:val="20"/>
         </w:numPr>
       </w:pPr>
       <w:r>
         <w:t>Wszystkie elementy UI zmieniają kolor zgodnie z trybem.</w:t>
       </w:r>
     </w:p>
-    <w:p>
-      <w:r>
+    <w:p/>
+    <w:p/>
+    <w:p/>
+    <w:p/>
+    <w:p>
+      <w:r>
+        <w:lastRenderedPageBreak/>
         <w:pict w14:anchorId="6134AD33">
-          <v:rect id="_x0000_i1102" style="width:0;height:1.5pt" o:hralign="center" o:hrstd="t" o:hr="t" fillcolor="#a0a0a0" stroked="f"/>
+          <v:rect id="_x0000_i1030" style="width:0;height:1.5pt" o:hralign="center" o:hrstd="t" o:hr="t" fillcolor="#a0a0a0" stroked="f"/>
         </w:pict>
       </w:r>
     </w:p>
@@ -806,21 +822,12 @@
           <w:numId w:val="8"/>
         </w:numPr>
       </w:pPr>
-      <w:proofErr w:type="spellStart"/>
-      <w:r>
-        <w:rPr>
-          <w:b/>
-          <w:bCs/>
-        </w:rPr>
-        <w:t>Navbar</w:t>
-      </w:r>
-      <w:proofErr w:type="spellEnd"/>
-      <w:r>
-        <w:rPr>
-          <w:b/>
-          <w:bCs/>
-        </w:rPr>
-        <w:t>:</w:t>
+      <w:r>
+        <w:rPr>
+          <w:b/>
+          <w:bCs/>
+        </w:rPr>
+        <w:t>Navbar:</w:t>
       </w:r>
     </w:p>
     <w:p>
@@ -831,15 +838,7 @@
         </w:numPr>
       </w:pPr>
       <w:r>
-        <w:t xml:space="preserve">Logo z efektem </w:t>
-      </w:r>
-      <w:proofErr w:type="spellStart"/>
-      <w:r>
-        <w:t>glassy</w:t>
-      </w:r>
-      <w:proofErr w:type="spellEnd"/>
-      <w:r>
-        <w:t>, zaokrąglone rogi.</w:t>
+        <w:t>Logo z efektem glassy, zaokrąglone rogi.</w:t>
       </w:r>
     </w:p>
     <w:p>
@@ -876,23 +875,7 @@
         </w:numPr>
       </w:pPr>
       <w:r>
-        <w:t xml:space="preserve">Pola: </w:t>
-      </w:r>
-      <w:proofErr w:type="spellStart"/>
-      <w:r>
-        <w:t>Name</w:t>
-      </w:r>
-      <w:proofErr w:type="spellEnd"/>
-      <w:r>
-        <w:t xml:space="preserve">, </w:t>
-      </w:r>
-      <w:proofErr w:type="spellStart"/>
-      <w:r>
-        <w:t>Salary</w:t>
-      </w:r>
-      <w:proofErr w:type="spellEnd"/>
-      <w:r>
-        <w:t>, Age</w:t>
+        <w:t>Pola: Name, Salary, Age</w:t>
       </w:r>
     </w:p>
     <w:p>
@@ -903,15 +886,7 @@
         </w:numPr>
       </w:pPr>
       <w:r>
-        <w:t xml:space="preserve">Przycisk </w:t>
-      </w:r>
-      <w:proofErr w:type="spellStart"/>
-      <w:r>
-        <w:t>Add</w:t>
-      </w:r>
-      <w:proofErr w:type="spellEnd"/>
-      <w:r>
-        <w:t xml:space="preserve"> / Update</w:t>
+        <w:t>Przycisk Add / Update</w:t>
       </w:r>
     </w:p>
     <w:p>
@@ -959,21 +934,8 @@
         </w:numPr>
       </w:pPr>
       <w:r>
-        <w:t>Przycisk Edit/</w:t>
-      </w:r>
-      <w:proofErr w:type="spellStart"/>
-      <w:r>
-        <w:t>Delete</w:t>
-      </w:r>
-      <w:proofErr w:type="spellEnd"/>
-      <w:r>
-        <w:t xml:space="preserve"> w kolumnie </w:t>
-      </w:r>
-      <w:proofErr w:type="spellStart"/>
-      <w:r>
-        <w:t>Actions</w:t>
-      </w:r>
-      <w:proofErr w:type="spellEnd"/>
+        <w:t>Przycisk Edit/Delete w kolumnie Actions</w:t>
+      </w:r>
     </w:p>
     <w:p>
       <w:pPr>
@@ -983,13 +945,8 @@
         </w:numPr>
       </w:pPr>
       <w:r>
-        <w:t xml:space="preserve">Animacje </w:t>
-      </w:r>
-      <w:proofErr w:type="spellStart"/>
-      <w:r>
-        <w:t>hover</w:t>
-      </w:r>
-      <w:proofErr w:type="spellEnd"/>
+        <w:t>Animacje hover</w:t>
+      </w:r>
     </w:p>
     <w:p>
       <w:pPr>
@@ -998,21 +955,12 @@
           <w:numId w:val="8"/>
         </w:numPr>
       </w:pPr>
-      <w:proofErr w:type="spellStart"/>
-      <w:r>
-        <w:rPr>
-          <w:b/>
-          <w:bCs/>
-        </w:rPr>
-        <w:t>Footer</w:t>
-      </w:r>
-      <w:proofErr w:type="spellEnd"/>
-      <w:r>
-        <w:rPr>
-          <w:b/>
-          <w:bCs/>
-        </w:rPr>
-        <w:t>:</w:t>
+      <w:r>
+        <w:rPr>
+          <w:b/>
+          <w:bCs/>
+        </w:rPr>
+        <w:t>Footer:</w:t>
       </w:r>
     </w:p>
     <w:p>
@@ -1034,7 +982,6 @@
         </w:numPr>
       </w:pPr>
       <w:r>
-        <w:lastRenderedPageBreak/>
         <w:t xml:space="preserve">Link do </w:t>
       </w:r>
       <w:hyperlink r:id="rId5" w:tgtFrame="_new" w:history="1">
@@ -1064,39 +1011,36 @@
           <w:numId w:val="8"/>
         </w:numPr>
       </w:pPr>
-      <w:proofErr w:type="spellStart"/>
-      <w:r>
-        <w:t>Build</w:t>
-      </w:r>
-      <w:proofErr w:type="spellEnd"/>
-      <w:r>
-        <w:t xml:space="preserve"> </w:t>
-      </w:r>
-      <w:proofErr w:type="spellStart"/>
-      <w:r>
-        <w:t>timestamp</w:t>
-      </w:r>
-      <w:proofErr w:type="spellEnd"/>
-    </w:p>
-    <w:p>
-      <w:r>
-        <w:pict w14:anchorId="3CE56800">
-          <v:rect id="_x0000_i1103" style="width:0;height:1.5pt" o:hralign="center" o:hrstd="t" o:hr="t" fillcolor="#a0a0a0" stroked="f"/>
-        </w:pict>
-      </w:r>
-    </w:p>
-    <w:p>
-      <w:pPr>
-        <w:rPr>
-          <w:b/>
-          <w:bCs/>
-        </w:rPr>
-      </w:pPr>
-      <w:r>
-        <w:rPr>
-          <w:b/>
-          <w:bCs/>
-        </w:rPr>
+      <w:r>
+        <w:t>Build timestamp</w:t>
+      </w:r>
+    </w:p>
+    <w:p/>
+    <w:p/>
+    <w:p/>
+    <w:p/>
+    <w:p/>
+    <w:p/>
+    <w:p/>
+    <w:p/>
+    <w:p/>
+    <w:p/>
+    <w:p/>
+    <w:p/>
+    <w:p/>
+    <w:p>
+      <w:pPr>
+        <w:rPr>
+          <w:b/>
+          <w:bCs/>
+        </w:rPr>
+      </w:pPr>
+      <w:r>
+        <w:rPr>
+          <w:b/>
+          <w:bCs/>
+        </w:rPr>
+        <w:lastRenderedPageBreak/>
         <w:t>FR-007: REST API CRUD</w:t>
       </w:r>
     </w:p>
@@ -1114,33 +1058,21 @@
         </w:rPr>
         <w:t>GET /</w:t>
       </w:r>
-      <w:proofErr w:type="spellStart"/>
-      <w:r>
-        <w:rPr>
-          <w:b/>
-          <w:bCs/>
-        </w:rPr>
-        <w:t>api</w:t>
-      </w:r>
-      <w:proofErr w:type="spellEnd"/>
-      <w:r>
-        <w:rPr>
-          <w:b/>
-          <w:bCs/>
-        </w:rPr>
-        <w:t>/</w:t>
-      </w:r>
-      <w:proofErr w:type="spellStart"/>
-      <w:r>
-        <w:rPr>
-          <w:b/>
-          <w:bCs/>
-        </w:rPr>
-        <w:t>employees</w:t>
-      </w:r>
-      <w:proofErr w:type="spellEnd"/>
-      <w:r>
-        <w:t xml:space="preserve"> – pobiera wszystkich pracowników.</w:t>
+      <w:r>
+        <w:rPr>
+          <w:b/>
+          <w:bCs/>
+        </w:rPr>
+        <w:t>health</w:t>
+      </w:r>
+      <w:r>
+        <w:t xml:space="preserve"> – </w:t>
+      </w:r>
+      <w:r>
+        <w:t>sprawdza status aplikacji</w:t>
+      </w:r>
+      <w:r>
+        <w:t>.</w:t>
       </w:r>
     </w:p>
     <w:p>
@@ -1155,35 +1087,10 @@
           <w:b/>
           <w:bCs/>
         </w:rPr>
-        <w:t>POST /</w:t>
-      </w:r>
-      <w:proofErr w:type="spellStart"/>
-      <w:r>
-        <w:rPr>
-          <w:b/>
-          <w:bCs/>
-        </w:rPr>
-        <w:t>api</w:t>
-      </w:r>
-      <w:proofErr w:type="spellEnd"/>
-      <w:r>
-        <w:rPr>
-          <w:b/>
-          <w:bCs/>
-        </w:rPr>
-        <w:t>/</w:t>
-      </w:r>
-      <w:proofErr w:type="spellStart"/>
-      <w:r>
-        <w:rPr>
-          <w:b/>
-          <w:bCs/>
-        </w:rPr>
-        <w:t>employees</w:t>
-      </w:r>
-      <w:proofErr w:type="spellEnd"/>
-      <w:r>
-        <w:t xml:space="preserve"> – dodaje nowego pracownika.</w:t>
+        <w:t>GET /api/employees</w:t>
+      </w:r>
+      <w:r>
+        <w:t xml:space="preserve"> – pobiera wszystkich pracowników.</w:t>
       </w:r>
     </w:p>
     <w:p>
@@ -1198,42 +1105,10 @@
           <w:b/>
           <w:bCs/>
         </w:rPr>
-        <w:t>PUT /</w:t>
-      </w:r>
-      <w:proofErr w:type="spellStart"/>
-      <w:r>
-        <w:rPr>
-          <w:b/>
-          <w:bCs/>
-        </w:rPr>
-        <w:t>api</w:t>
-      </w:r>
-      <w:proofErr w:type="spellEnd"/>
-      <w:r>
-        <w:rPr>
-          <w:b/>
-          <w:bCs/>
-        </w:rPr>
-        <w:t>/</w:t>
-      </w:r>
-      <w:proofErr w:type="spellStart"/>
-      <w:r>
-        <w:rPr>
-          <w:b/>
-          <w:bCs/>
-        </w:rPr>
-        <w:t>employees</w:t>
-      </w:r>
-      <w:proofErr w:type="spellEnd"/>
-      <w:r>
-        <w:rPr>
-          <w:b/>
-          <w:bCs/>
-        </w:rPr>
-        <w:t>/{id}</w:t>
-      </w:r>
-      <w:r>
-        <w:t xml:space="preserve"> – aktualizuje pracownika.</w:t>
+        <w:t>POST /api/employees</w:t>
+      </w:r>
+      <w:r>
+        <w:t xml:space="preserve"> – dodaje nowego pracownika.</w:t>
       </w:r>
     </w:p>
     <w:p>
@@ -1248,42 +1123,10 @@
           <w:b/>
           <w:bCs/>
         </w:rPr>
-        <w:t>DELETE /</w:t>
-      </w:r>
-      <w:proofErr w:type="spellStart"/>
-      <w:r>
-        <w:rPr>
-          <w:b/>
-          <w:bCs/>
-        </w:rPr>
-        <w:t>api</w:t>
-      </w:r>
-      <w:proofErr w:type="spellEnd"/>
-      <w:r>
-        <w:rPr>
-          <w:b/>
-          <w:bCs/>
-        </w:rPr>
-        <w:t>/</w:t>
-      </w:r>
-      <w:proofErr w:type="spellStart"/>
-      <w:r>
-        <w:rPr>
-          <w:b/>
-          <w:bCs/>
-        </w:rPr>
-        <w:t>employees</w:t>
-      </w:r>
-      <w:proofErr w:type="spellEnd"/>
-      <w:r>
-        <w:rPr>
-          <w:b/>
-          <w:bCs/>
-        </w:rPr>
-        <w:t>/{id}</w:t>
-      </w:r>
-      <w:r>
-        <w:t xml:space="preserve"> – usuwa pracownika.</w:t>
+        <w:t>PUT /api/employees/{id}</w:t>
+      </w:r>
+      <w:r>
+        <w:t xml:space="preserve"> – aktualizuje pracownika.</w:t>
       </w:r>
     </w:p>
     <w:p>
@@ -1298,17 +1141,42 @@
           <w:b/>
           <w:bCs/>
         </w:rPr>
-        <w:t>Warunki akceptacji:</w:t>
-      </w:r>
-    </w:p>
-    <w:p>
-      <w:pPr>
-        <w:numPr>
-          <w:ilvl w:val="1"/>
+        <w:t>DELETE /api/employees/{id}</w:t>
+      </w:r>
+      <w:r>
+        <w:t xml:space="preserve"> – usuwa pracownika.</w:t>
+      </w:r>
+    </w:p>
+    <w:p>
+      <w:pPr>
+        <w:numPr>
+          <w:ilvl w:val="0"/>
           <w:numId w:val="9"/>
         </w:numPr>
       </w:pPr>
       <w:r>
+        <w:rPr>
+          <w:b/>
+          <w:bCs/>
+        </w:rPr>
+        <w:t>Kryteria</w:t>
+      </w:r>
+      <w:r>
+        <w:rPr>
+          <w:b/>
+          <w:bCs/>
+        </w:rPr>
+        <w:t xml:space="preserve"> akceptacji:</w:t>
+      </w:r>
+    </w:p>
+    <w:p>
+      <w:pPr>
+        <w:numPr>
+          <w:ilvl w:val="1"/>
+          <w:numId w:val="9"/>
+        </w:numPr>
+      </w:pPr>
+      <w:r>
         <w:t>Wszystkie odpowiedzi w formacie JSON.</w:t>
       </w:r>
     </w:p>
@@ -1319,19 +1187,14 @@
           <w:numId w:val="9"/>
         </w:numPr>
       </w:pPr>
-      <w:proofErr w:type="spellStart"/>
-      <w:r>
-        <w:t>Frontend</w:t>
-      </w:r>
-      <w:proofErr w:type="spellEnd"/>
-      <w:r>
-        <w:t xml:space="preserve"> automatycznie aktualizuje widok po zmianach.</w:t>
+      <w:r>
+        <w:t>Frontend automatycznie aktualizuje widok po zmianach.</w:t>
       </w:r>
     </w:p>
     <w:p>
       <w:r>
         <w:pict w14:anchorId="47D3A61C">
-          <v:rect id="_x0000_i1104" style="width:0;height:1.5pt" o:hralign="center" o:hrstd="t" o:hr="t" fillcolor="#a0a0a0" stroked="f"/>
+          <v:rect id="_x0000_i1032" style="width:0;height:1.5pt" o:hralign="center" o:hrstd="t" o:hr="t" fillcolor="#a0a0a0" stroked="f"/>
         </w:pict>
       </w:r>
     </w:p>
@@ -1380,7 +1243,14 @@
           <w:b/>
           <w:bCs/>
         </w:rPr>
-        <w:t>Warunki akceptacji:</w:t>
+        <w:t>Kryteria</w:t>
+      </w:r>
+      <w:r>
+        <w:rPr>
+          <w:b/>
+          <w:bCs/>
+        </w:rPr>
+        <w:t xml:space="preserve"> akceptacji:</w:t>
       </w:r>
     </w:p>
     <w:p>
@@ -1390,13 +1260,8 @@
           <w:numId w:val="10"/>
         </w:numPr>
       </w:pPr>
-      <w:proofErr w:type="spellStart"/>
-      <w:r>
-        <w:t>Name</w:t>
-      </w:r>
-      <w:proofErr w:type="spellEnd"/>
-      <w:r>
-        <w:t xml:space="preserve"> – nie może być puste, max 100 znaków.</w:t>
+      <w:r>
+        <w:t>Name – nie może być puste, max 100 znaków.</w:t>
       </w:r>
     </w:p>
     <w:p>
@@ -1406,13 +1271,8 @@
           <w:numId w:val="10"/>
         </w:numPr>
       </w:pPr>
-      <w:proofErr w:type="spellStart"/>
-      <w:r>
-        <w:t>Salary</w:t>
-      </w:r>
-      <w:proofErr w:type="spellEnd"/>
-      <w:r>
-        <w:t xml:space="preserve"> – liczba dodatnia.</w:t>
+      <w:r>
+        <w:t>Salary – liczba dodatnia.</w:t>
       </w:r>
     </w:p>
     <w:p>
@@ -1434,21 +1294,13 @@
         </w:numPr>
       </w:pPr>
       <w:r>
-        <w:t xml:space="preserve">Błędy walidacji wyświetlane wizualnie przy polach (np. czerwone obramowanie / </w:t>
-      </w:r>
-      <w:proofErr w:type="spellStart"/>
-      <w:r>
-        <w:t>tooltip</w:t>
-      </w:r>
-      <w:proofErr w:type="spellEnd"/>
-      <w:r>
-        <w:t>).</w:t>
+        <w:t>Błędy walidacji wyświetlane wizualnie przy polach (np. czerwone obramowanie / tooltip).</w:t>
       </w:r>
     </w:p>
     <w:p>
       <w:r>
         <w:pict w14:anchorId="1D985F68">
-          <v:rect id="_x0000_i1105" style="width:0;height:1.5pt" o:hralign="center" o:hrstd="t" o:hr="t" fillcolor="#a0a0a0" stroked="f"/>
+          <v:rect id="_x0000_i1033" style="width:0;height:1.5pt" o:hralign="center" o:hrstd="t" o:hr="t" fillcolor="#a0a0a0" stroked="f"/>
         </w:pict>
       </w:r>
     </w:p>
@@ -1464,17 +1316,8 @@
           <w:b/>
           <w:bCs/>
         </w:rPr>
-        <w:t xml:space="preserve">FR-009: Meta informacje w </w:t>
-      </w:r>
-      <w:proofErr w:type="spellStart"/>
-      <w:r>
-        <w:rPr>
-          <w:b/>
-          <w:bCs/>
-        </w:rPr>
-        <w:t>footerze</w:t>
-      </w:r>
-      <w:proofErr w:type="spellEnd"/>
+        <w:t>FR-009: Meta informacje w footerze</w:t>
+      </w:r>
     </w:p>
     <w:p>
       <w:pPr>
@@ -1491,15 +1334,7 @@
         <w:t>Opis:</w:t>
       </w:r>
       <w:r>
-        <w:t xml:space="preserve"> </w:t>
-      </w:r>
-      <w:proofErr w:type="spellStart"/>
-      <w:r>
-        <w:t>Footer</w:t>
-      </w:r>
-      <w:proofErr w:type="spellEnd"/>
-      <w:r>
-        <w:t xml:space="preserve"> wyświetla:</w:t>
+        <w:t xml:space="preserve"> Footer wyświetla:</w:t>
       </w:r>
     </w:p>
     <w:p>
@@ -1542,21 +1377,8 @@
           <w:numId w:val="11"/>
         </w:numPr>
       </w:pPr>
-      <w:proofErr w:type="spellStart"/>
-      <w:r>
-        <w:t>Build</w:t>
-      </w:r>
-      <w:proofErr w:type="spellEnd"/>
-      <w:r>
-        <w:t xml:space="preserve"> </w:t>
-      </w:r>
-      <w:proofErr w:type="spellStart"/>
-      <w:r>
-        <w:t>timestamp</w:t>
-      </w:r>
-      <w:proofErr w:type="spellEnd"/>
-      <w:r>
-        <w:t xml:space="preserve"> (data i godzina)</w:t>
+      <w:r>
+        <w:t>Build timestamp (data i godzina)</w:t>
       </w:r>
     </w:p>
     <w:p>
@@ -1571,15 +1393,24 @@
           <w:b/>
           <w:bCs/>
         </w:rPr>
-        <w:t>Warunki akceptacji:</w:t>
-      </w:r>
-    </w:p>
-    <w:p>
-      <w:pPr>
-        <w:numPr>
-          <w:ilvl w:val="1"/>
-          <w:numId w:val="12"/>
-        </w:numPr>
+        <w:t>Kryteria</w:t>
+      </w:r>
+      <w:r>
+        <w:rPr>
+          <w:b/>
+          <w:bCs/>
+        </w:rPr>
+        <w:t xml:space="preserve"> akceptacji:</w:t>
+      </w:r>
+    </w:p>
+    <w:p>
+      <w:pPr>
+        <w:pStyle w:val="Akapitzlist"/>
+        <w:numPr>
+          <w:ilvl w:val="0"/>
+          <w:numId w:val="21"/>
+        </w:numPr>
+        <w:spacing w:line="360" w:lineRule="auto"/>
       </w:pPr>
       <w:r>
         <w:t>Rok aktualizuje się automatycznie.</w:t>
@@ -1587,59 +1418,43 @@
     </w:p>
     <w:p>
       <w:pPr>
-        <w:numPr>
-          <w:ilvl w:val="1"/>
-          <w:numId w:val="12"/>
-        </w:numPr>
-      </w:pPr>
-      <w:proofErr w:type="spellStart"/>
-      <w:r>
-        <w:t>Build</w:t>
-      </w:r>
-      <w:proofErr w:type="spellEnd"/>
-      <w:r>
-        <w:t xml:space="preserve"> </w:t>
-      </w:r>
-      <w:proofErr w:type="spellStart"/>
-      <w:r>
-        <w:t>timestamp</w:t>
-      </w:r>
-      <w:proofErr w:type="spellEnd"/>
-      <w:r>
-        <w:t xml:space="preserve"> odzwierciedla czas załadowania strony.</w:t>
-      </w:r>
-    </w:p>
-    <w:p>
-      <w:r>
+        <w:pStyle w:val="Akapitzlist"/>
+        <w:numPr>
+          <w:ilvl w:val="0"/>
+          <w:numId w:val="21"/>
+        </w:numPr>
+        <w:spacing w:line="360" w:lineRule="auto"/>
+      </w:pPr>
+      <w:r>
+        <w:t>Build timestamp odzwierciedla czas załadowania strony.</w:t>
+      </w:r>
+    </w:p>
+    <w:p>
+      <w:pPr>
+        <w:spacing w:line="360" w:lineRule="auto"/>
+      </w:pPr>
+    </w:p>
+    <w:p>
+      <w:pPr>
+        <w:spacing w:line="360" w:lineRule="auto"/>
+      </w:pPr>
+    </w:p>
+    <w:p/>
+    <w:p>
+      <w:pPr>
+        <w:rPr>
+          <w:b/>
+          <w:bCs/>
+        </w:rPr>
+      </w:pPr>
+      <w:r>
+        <w:rPr>
+          <w:b/>
+          <w:bCs/>
+        </w:rPr>
         <w:lastRenderedPageBreak/>
-        <w:pict w14:anchorId="7990ED72">
-          <v:rect id="_x0000_i1106" style="width:0;height:1.5pt" o:hralign="center" o:hrstd="t" o:hr="t" fillcolor="#a0a0a0" stroked="f"/>
-        </w:pict>
-      </w:r>
-    </w:p>
-    <w:p>
-      <w:pPr>
-        <w:rPr>
-          <w:b/>
-          <w:bCs/>
-        </w:rPr>
-      </w:pPr>
-      <w:r>
-        <w:rPr>
-          <w:b/>
-          <w:bCs/>
-        </w:rPr>
-        <w:t xml:space="preserve">FR-010: Logo / </w:t>
-      </w:r>
-      <w:proofErr w:type="spellStart"/>
-      <w:r>
-        <w:rPr>
-          <w:b/>
-          <w:bCs/>
-        </w:rPr>
-        <w:t>Branding</w:t>
-      </w:r>
-      <w:proofErr w:type="spellEnd"/>
+        <w:t>FR-010: Logo / Branding</w:t>
+      </w:r>
     </w:p>
     <w:p>
       <w:pPr>
@@ -1649,15 +1464,7 @@
         </w:numPr>
       </w:pPr>
       <w:r>
-        <w:t xml:space="preserve">Logo w </w:t>
-      </w:r>
-      <w:proofErr w:type="spellStart"/>
-      <w:r>
-        <w:t>navbarze</w:t>
-      </w:r>
-      <w:proofErr w:type="spellEnd"/>
-      <w:r>
-        <w:t>:</w:t>
+        <w:t>Logo w navbarze:</w:t>
       </w:r>
     </w:p>
     <w:p>
@@ -1668,23 +1475,7 @@
         </w:numPr>
       </w:pPr>
       <w:r>
-        <w:t>Zaokrąglone rogi (</w:t>
-      </w:r>
-      <w:proofErr w:type="spellStart"/>
-      <w:r>
-        <w:t>matching</w:t>
-      </w:r>
-      <w:proofErr w:type="spellEnd"/>
-      <w:r>
-        <w:t xml:space="preserve"> </w:t>
-      </w:r>
-      <w:proofErr w:type="spellStart"/>
-      <w:r>
-        <w:t>cards</w:t>
-      </w:r>
-      <w:proofErr w:type="spellEnd"/>
-      <w:r>
-        <w:t>)</w:t>
+        <w:t>Zaokrąglone rogi (matching cards)</w:t>
       </w:r>
     </w:p>
     <w:p>
@@ -1694,27 +1485,9 @@
           <w:numId w:val="13"/>
         </w:numPr>
       </w:pPr>
-      <w:proofErr w:type="spellStart"/>
-      <w:r>
-        <w:t>Glassy</w:t>
-      </w:r>
-      <w:proofErr w:type="spellEnd"/>
-      <w:r>
-        <w:t xml:space="preserve"> / </w:t>
-      </w:r>
-      <w:proofErr w:type="spellStart"/>
-      <w:r>
-        <w:t>blur</w:t>
-      </w:r>
-      <w:proofErr w:type="spellEnd"/>
-      <w:r>
-        <w:t xml:space="preserve"> </w:t>
-      </w:r>
-      <w:proofErr w:type="spellStart"/>
-      <w:r>
-        <w:t>effect</w:t>
-      </w:r>
-      <w:proofErr w:type="spellEnd"/>
+      <w:r>
+        <w:t>Glassy / blur effect</w:t>
+      </w:r>
     </w:p>
     <w:p>
       <w:pPr>
@@ -1724,15 +1497,7 @@
         </w:numPr>
       </w:pPr>
       <w:r>
-        <w:t xml:space="preserve">Subtelny cień / </w:t>
-      </w:r>
-      <w:proofErr w:type="spellStart"/>
-      <w:r>
-        <w:t>hover</w:t>
-      </w:r>
-      <w:proofErr w:type="spellEnd"/>
-      <w:r>
-        <w:t xml:space="preserve"> lift</w:t>
+        <w:t>Subtelny cień / hover lift</w:t>
       </w:r>
     </w:p>
     <w:p>
@@ -1758,14 +1523,21 @@
           <w:b/>
           <w:bCs/>
         </w:rPr>
-        <w:t>Warunki akceptacji:</w:t>
-      </w:r>
-    </w:p>
-    <w:p>
-      <w:pPr>
-        <w:numPr>
-          <w:ilvl w:val="1"/>
-          <w:numId w:val="14"/>
+        <w:t>Kryteria</w:t>
+      </w:r>
+      <w:r>
+        <w:rPr>
+          <w:b/>
+          <w:bCs/>
+        </w:rPr>
+        <w:t xml:space="preserve"> akceptacji:</w:t>
+      </w:r>
+    </w:p>
+    <w:p>
+      <w:pPr>
+        <w:numPr>
+          <w:ilvl w:val="1"/>
+          <w:numId w:val="13"/>
         </w:numPr>
       </w:pPr>
       <w:r>
@@ -1776,7 +1548,7 @@
       <w:pPr>
         <w:numPr>
           <w:ilvl w:val="1"/>
-          <w:numId w:val="14"/>
+          <w:numId w:val="13"/>
         </w:numPr>
       </w:pPr>
       <w:r>
@@ -1786,7 +1558,7 @@
     <w:p>
       <w:r>
         <w:pict w14:anchorId="47F2385B">
-          <v:rect id="_x0000_i1107" style="width:0;height:1.5pt" o:hralign="center" o:hrstd="t" o:hr="t" fillcolor="#a0a0a0" stroked="f"/>
+          <v:rect id="_x0000_i1035" style="width:0;height:1.5pt" o:hralign="center" o:hrstd="t" o:hr="t" fillcolor="#a0a0a0" stroked="f"/>
         </w:pict>
       </w:r>
     </w:p>
@@ -1802,17 +1574,8 @@
           <w:b/>
           <w:bCs/>
         </w:rPr>
-        <w:t xml:space="preserve">FR-011: </w:t>
-      </w:r>
-      <w:proofErr w:type="spellStart"/>
-      <w:r>
-        <w:rPr>
-          <w:b/>
-          <w:bCs/>
-        </w:rPr>
-        <w:t>Responsywność</w:t>
-      </w:r>
-      <w:proofErr w:type="spellEnd"/>
+        <w:t>FR-011: Responsywność</w:t>
+      </w:r>
     </w:p>
     <w:p>
       <w:pPr>
@@ -1866,14 +1629,21 @@
           <w:b/>
           <w:bCs/>
         </w:rPr>
-        <w:t>Warunki akceptacji:</w:t>
-      </w:r>
-    </w:p>
-    <w:p>
-      <w:pPr>
-        <w:numPr>
-          <w:ilvl w:val="1"/>
-          <w:numId w:val="16"/>
+        <w:t>Kryteria</w:t>
+      </w:r>
+      <w:r>
+        <w:rPr>
+          <w:b/>
+          <w:bCs/>
+        </w:rPr>
+        <w:t xml:space="preserve"> akceptacji:</w:t>
+      </w:r>
+    </w:p>
+    <w:p>
+      <w:pPr>
+        <w:numPr>
+          <w:ilvl w:val="1"/>
+          <w:numId w:val="15"/>
         </w:numPr>
       </w:pPr>
       <w:r>
@@ -1884,7 +1654,7 @@
       <w:pPr>
         <w:numPr>
           <w:ilvl w:val="1"/>
-          <w:numId w:val="16"/>
+          <w:numId w:val="15"/>
         </w:numPr>
       </w:pPr>
       <w:r>
@@ -1894,7 +1664,7 @@
     <w:p>
       <w:r>
         <w:pict w14:anchorId="3268E456">
-          <v:rect id="_x0000_i1108" style="width:0;height:1.5pt" o:hralign="center" o:hrstd="t" o:hr="t" fillcolor="#a0a0a0" stroked="f"/>
+          <v:rect id="_x0000_i1036" style="width:0;height:1.5pt" o:hralign="center" o:hrstd="t" o:hr="t" fillcolor="#a0a0a0" stroked="f"/>
         </w:pict>
       </w:r>
     </w:p>
@@ -1921,15 +1691,7 @@
         </w:numPr>
       </w:pPr>
       <w:r>
-        <w:t xml:space="preserve">Wiersze tabeli podświetlają się na </w:t>
-      </w:r>
-      <w:proofErr w:type="spellStart"/>
-      <w:r>
-        <w:t>hover</w:t>
-      </w:r>
-      <w:proofErr w:type="spellEnd"/>
-      <w:r>
-        <w:t>.</w:t>
+        <w:t>Wiersze tabeli podświetlają się na hover.</w:t>
       </w:r>
     </w:p>
     <w:p>
@@ -1940,23 +1702,7 @@
         </w:numPr>
       </w:pPr>
       <w:r>
-        <w:t xml:space="preserve">Logo i przyciski mają subtelny efekt podniesienia / </w:t>
-      </w:r>
-      <w:proofErr w:type="spellStart"/>
-      <w:r>
-        <w:t>glow</w:t>
-      </w:r>
-      <w:proofErr w:type="spellEnd"/>
-      <w:r>
-        <w:t xml:space="preserve"> na </w:t>
-      </w:r>
-      <w:proofErr w:type="spellStart"/>
-      <w:r>
-        <w:t>hover</w:t>
-      </w:r>
-      <w:proofErr w:type="spellEnd"/>
-      <w:r>
-        <w:t>.</w:t>
+        <w:t>Logo i przyciski mają subtelny efekt podniesienia / glow na hover.</w:t>
       </w:r>
     </w:p>
     <w:p>
@@ -1967,23 +1713,7 @@
         </w:numPr>
       </w:pPr>
       <w:r>
-        <w:t>Formularz wyróżnia się w trybie edycji (</w:t>
-      </w:r>
-      <w:proofErr w:type="spellStart"/>
-      <w:r>
-        <w:t>border</w:t>
-      </w:r>
-      <w:proofErr w:type="spellEnd"/>
-      <w:r>
-        <w:t xml:space="preserve"> + </w:t>
-      </w:r>
-      <w:proofErr w:type="spellStart"/>
-      <w:r>
-        <w:t>glow</w:t>
-      </w:r>
-      <w:proofErr w:type="spellEnd"/>
-      <w:r>
-        <w:t>).</w:t>
+        <w:t>Formularz wyróżnia się w trybie edycji (border + glow).</w:t>
       </w:r>
     </w:p>
     <w:p/>
@@ -1999,6 +1729,11 @@
 
 <file path=word/numbering.xml><?xml version="1.0" encoding="utf-8"?>
 <w:numbering xmlns:wpc="http://schemas.microsoft.com/office/word/2010/wordprocessingCanvas" xmlns:cx="http://schemas.microsoft.com/office/drawing/2014/chartex" xmlns:cx1="http://schemas.microsoft.com/office/drawing/2015/9/8/chartex" xmlns:cx2="http://schemas.microsoft.com/office/drawing/2015/10/21/chartex" xmlns:cx3="http://schemas.microsoft.com/office/drawing/2016/5/9/chartex" xmlns:cx4="http://schemas.microsoft.com/office/drawing/2016/5/10/chartex" xmlns:cx5="http://schemas.microsoft.com/office/drawing/2016/5/11/chartex" xmlns:cx6="http://schemas.microsoft.com/office/drawing/2016/5/12/chartex" xmlns:cx7="http://schemas.microsoft.com/office/drawing/2016/5/13/chartex" xmlns:cx8="http://schemas.microsoft.com/office/drawing/2016/5/14/chartex" xmlns:mc="http://schemas.openxmlformats.org/markup-compatibility/2006" xmlns:aink="http://schemas.microsoft.com/office/drawing/2016/ink" xmlns:am3d="http://schemas.microsoft.com/office/drawing/2017/model3d" xmlns:o="urn:schemas-microsoft-com:office:office" xmlns:oel="http://schemas.microsoft.com/office/2019/extlst" xmlns:r="http://schemas.openxmlformats.org/officeDocument/2006/relationships" xmlns:m="http://schemas.openxmlformats.org/officeDocument/2006/math" xmlns:v="urn:schemas-microsoft-com:vml" xmlns:wp14="http://schemas.microsoft.com/office/word/2010/wordprocessingDrawing" xmlns:wp="http://schemas.openxmlformats.org/drawingml/2006/wordprocessingDrawing" xmlns:w10="urn:schemas-microsoft-com:office:word" xmlns:w="http://schemas.openxmlformats.org/wordprocessingml/2006/main" xmlns:w14="http://schemas.microsoft.com/office/word/2010/wordml" xmlns:w15="http://schemas.microsoft.com/office/word/2012/wordml" xmlns:w16cex="http://schemas.microsoft.com/office/word/2018/wordml/cex" xmlns:w16cid="http://schemas.microsoft.com/office/word/2016/wordml/cid" xmlns:w16="http://schemas.microsoft.com/office/word/2018/wordml" xmlns:w16du="http://schemas.microsoft.com/office/word/2023/wordml/word16du" xmlns:w16sdtdh="http://schemas.microsoft.com/office/word/2020/wordml/sdtdatahash" xmlns:w16sdtfl="http://schemas.microsoft.com/office/word/2024/wordml/sdtformatlock" xmlns:w16se="http://schemas.microsoft.com/office/word/2015/wordml/symex" xmlns:wpg="http://schemas.microsoft.com/office/word/2010/wordprocessingGroup" xmlns:wpi="http://schemas.microsoft.com/office/word/2010/wordprocessingInk" xmlns:wne="http://schemas.microsoft.com/office/word/2006/wordml" xmlns:wps="http://schemas.microsoft.com/office/word/2010/wordprocessingShape" mc:Ignorable="w14 w15 w16se w16cid w16 w16cex w16sdtdh w16sdtfl w16du wp14">
+  <w:numPicBullet w:numPicBulletId="0">
+    <w:pict>
+      <v:rect id="_x0000_i1025" style="width:0;height:1.5pt" o:hralign="center" o:bullet="t" o:hrstd="t" o:hr="t" fillcolor="#a0a0a0" stroked="f"/>
+    </w:pict>
+  </w:numPicBullet>
   <w:abstractNum w:abstractNumId="0" w15:restartNumberingAfterBreak="0">
     <w:nsid w:val="06760E25"/>
     <w:multiLevelType w:val="multilevel"/>
@@ -2149,6 +1884,119 @@
     </w:lvl>
   </w:abstractNum>
   <w:abstractNum w:abstractNumId="1" w15:restartNumberingAfterBreak="0">
+    <w:nsid w:val="0D71540D"/>
+    <w:multiLevelType w:val="hybridMultilevel"/>
+    <w:tmpl w:val="92101B86"/>
+    <w:lvl w:ilvl="0" w:tplc="04150003">
+      <w:start w:val="1"/>
+      <w:numFmt w:val="bullet"/>
+      <w:lvlText w:val="o"/>
+      <w:lvlJc w:val="left"/>
+      <w:pPr>
+        <w:ind w:left="1440" w:hanging="360"/>
+      </w:pPr>
+      <w:rPr>
+        <w:rFonts w:ascii="Courier New" w:hAnsi="Courier New" w:cs="Courier New" w:hint="default"/>
+      </w:rPr>
+    </w:lvl>
+    <w:lvl w:ilvl="1" w:tplc="04150003" w:tentative="1">
+      <w:start w:val="1"/>
+      <w:numFmt w:val="bullet"/>
+      <w:lvlText w:val="o"/>
+      <w:lvlJc w:val="left"/>
+      <w:pPr>
+        <w:ind w:left="2160" w:hanging="360"/>
+      </w:pPr>
+      <w:rPr>
+        <w:rFonts w:ascii="Courier New" w:hAnsi="Courier New" w:cs="Courier New" w:hint="default"/>
+      </w:rPr>
+    </w:lvl>
+    <w:lvl w:ilvl="2" w:tplc="04150005" w:tentative="1">
+      <w:start w:val="1"/>
+      <w:numFmt w:val="bullet"/>
+      <w:lvlText w:val=""/>
+      <w:lvlJc w:val="left"/>
+      <w:pPr>
+        <w:ind w:left="2880" w:hanging="360"/>
+      </w:pPr>
+      <w:rPr>
+        <w:rFonts w:ascii="Wingdings" w:hAnsi="Wingdings" w:hint="default"/>
+      </w:rPr>
+    </w:lvl>
+    <w:lvl w:ilvl="3" w:tplc="04150001" w:tentative="1">
+      <w:start w:val="1"/>
+      <w:numFmt w:val="bullet"/>
+      <w:lvlText w:val=""/>
+      <w:lvlJc w:val="left"/>
+      <w:pPr>
+        <w:ind w:left="3600" w:hanging="360"/>
+      </w:pPr>
+      <w:rPr>
+        <w:rFonts w:ascii="Symbol" w:hAnsi="Symbol" w:hint="default"/>
+      </w:rPr>
+    </w:lvl>
+    <w:lvl w:ilvl="4" w:tplc="04150003" w:tentative="1">
+      <w:start w:val="1"/>
+      <w:numFmt w:val="bullet"/>
+      <w:lvlText w:val="o"/>
+      <w:lvlJc w:val="left"/>
+      <w:pPr>
+        <w:ind w:left="4320" w:hanging="360"/>
+      </w:pPr>
+      <w:rPr>
+        <w:rFonts w:ascii="Courier New" w:hAnsi="Courier New" w:cs="Courier New" w:hint="default"/>
+      </w:rPr>
+    </w:lvl>
+    <w:lvl w:ilvl="5" w:tplc="04150005" w:tentative="1">
+      <w:start w:val="1"/>
+      <w:numFmt w:val="bullet"/>
+      <w:lvlText w:val=""/>
+      <w:lvlJc w:val="left"/>
+      <w:pPr>
+        <w:ind w:left="5040" w:hanging="360"/>
+      </w:pPr>
+      <w:rPr>
+        <w:rFonts w:ascii="Wingdings" w:hAnsi="Wingdings" w:hint="default"/>
+      </w:rPr>
+    </w:lvl>
+    <w:lvl w:ilvl="6" w:tplc="04150001" w:tentative="1">
+      <w:start w:val="1"/>
+      <w:numFmt w:val="bullet"/>
+      <w:lvlText w:val=""/>
+      <w:lvlJc w:val="left"/>
+      <w:pPr>
+        <w:ind w:left="5760" w:hanging="360"/>
+      </w:pPr>
+      <w:rPr>
+        <w:rFonts w:ascii="Symbol" w:hAnsi="Symbol" w:hint="default"/>
+      </w:rPr>
+    </w:lvl>
+    <w:lvl w:ilvl="7" w:tplc="04150003" w:tentative="1">
+      <w:start w:val="1"/>
+      <w:numFmt w:val="bullet"/>
+      <w:lvlText w:val="o"/>
+      <w:lvlJc w:val="left"/>
+      <w:pPr>
+        <w:ind w:left="6480" w:hanging="360"/>
+      </w:pPr>
+      <w:rPr>
+        <w:rFonts w:ascii="Courier New" w:hAnsi="Courier New" w:cs="Courier New" w:hint="default"/>
+      </w:rPr>
+    </w:lvl>
+    <w:lvl w:ilvl="8" w:tplc="04150005" w:tentative="1">
+      <w:start w:val="1"/>
+      <w:numFmt w:val="bullet"/>
+      <w:lvlText w:val=""/>
+      <w:lvlJc w:val="left"/>
+      <w:pPr>
+        <w:ind w:left="7200" w:hanging="360"/>
+      </w:pPr>
+      <w:rPr>
+        <w:rFonts w:ascii="Wingdings" w:hAnsi="Wingdings" w:hint="default"/>
+      </w:rPr>
+    </w:lvl>
+  </w:abstractNum>
+  <w:abstractNum w:abstractNumId="2" w15:restartNumberingAfterBreak="0">
     <w:nsid w:val="10943E92"/>
     <w:multiLevelType w:val="multilevel"/>
     <w:tmpl w:val="3E081A7C"/>
@@ -2184,7 +2032,7 @@
         <w:sz w:val="20"/>
       </w:rPr>
     </w:lvl>
-    <w:lvl w:ilvl="2" w:tentative="1">
+    <w:lvl w:ilvl="2">
       <w:start w:val="1"/>
       <w:numFmt w:val="bullet"/>
       <w:lvlText w:val=""/>
@@ -2297,7 +2145,7 @@
       </w:rPr>
     </w:lvl>
   </w:abstractNum>
-  <w:abstractNum w:abstractNumId="2" w15:restartNumberingAfterBreak="0">
+  <w:abstractNum w:abstractNumId="3" w15:restartNumberingAfterBreak="0">
     <w:nsid w:val="1E013CBB"/>
     <w:multiLevelType w:val="multilevel"/>
     <w:tmpl w:val="03402B86"/>
@@ -2446,7 +2294,7 @@
       </w:rPr>
     </w:lvl>
   </w:abstractNum>
-  <w:abstractNum w:abstractNumId="3" w15:restartNumberingAfterBreak="0">
+  <w:abstractNum w:abstractNumId="4" w15:restartNumberingAfterBreak="0">
     <w:nsid w:val="2F336BCD"/>
     <w:multiLevelType w:val="multilevel"/>
     <w:tmpl w:val="CCA217FA"/>
@@ -2591,7 +2439,7 @@
       </w:rPr>
     </w:lvl>
   </w:abstractNum>
-  <w:abstractNum w:abstractNumId="4" w15:restartNumberingAfterBreak="0">
+  <w:abstractNum w:abstractNumId="5" w15:restartNumberingAfterBreak="0">
     <w:nsid w:val="3E092875"/>
     <w:multiLevelType w:val="multilevel"/>
     <w:tmpl w:val="8DDA5F64"/>
@@ -2740,7 +2588,152 @@
       </w:rPr>
     </w:lvl>
   </w:abstractNum>
-  <w:abstractNum w:abstractNumId="5" w15:restartNumberingAfterBreak="0">
+  <w:abstractNum w:abstractNumId="6" w15:restartNumberingAfterBreak="0">
+    <w:nsid w:val="3E421A86"/>
+    <w:multiLevelType w:val="multilevel"/>
+    <w:tmpl w:val="4B3A4490"/>
+    <w:lvl w:ilvl="0">
+      <w:start w:val="1"/>
+      <w:numFmt w:val="bullet"/>
+      <w:lvlText w:val=""/>
+      <w:lvlJc w:val="left"/>
+      <w:pPr>
+        <w:tabs>
+          <w:tab w:val="num" w:pos="720"/>
+        </w:tabs>
+        <w:ind w:left="720" w:hanging="360"/>
+      </w:pPr>
+      <w:rPr>
+        <w:rFonts w:ascii="Symbol" w:hAnsi="Symbol" w:hint="default"/>
+        <w:sz w:val="20"/>
+      </w:rPr>
+    </w:lvl>
+    <w:lvl w:ilvl="1">
+      <w:start w:val="1"/>
+      <w:numFmt w:val="bullet"/>
+      <w:lvlText w:val="o"/>
+      <w:lvlJc w:val="left"/>
+      <w:pPr>
+        <w:ind w:left="360" w:hanging="360"/>
+      </w:pPr>
+      <w:rPr>
+        <w:rFonts w:ascii="Courier New" w:hAnsi="Courier New" w:cs="Courier New" w:hint="default"/>
+      </w:rPr>
+    </w:lvl>
+    <w:lvl w:ilvl="2">
+      <w:start w:val="1"/>
+      <w:numFmt w:val="bullet"/>
+      <w:lvlText w:val=""/>
+      <w:lvlJc w:val="left"/>
+      <w:pPr>
+        <w:tabs>
+          <w:tab w:val="num" w:pos="2160"/>
+        </w:tabs>
+        <w:ind w:left="2160" w:hanging="360"/>
+      </w:pPr>
+      <w:rPr>
+        <w:rFonts w:ascii="Wingdings" w:hAnsi="Wingdings" w:hint="default"/>
+        <w:sz w:val="20"/>
+      </w:rPr>
+    </w:lvl>
+    <w:lvl w:ilvl="3" w:tentative="1">
+      <w:start w:val="1"/>
+      <w:numFmt w:val="bullet"/>
+      <w:lvlText w:val=""/>
+      <w:lvlJc w:val="left"/>
+      <w:pPr>
+        <w:tabs>
+          <w:tab w:val="num" w:pos="2880"/>
+        </w:tabs>
+        <w:ind w:left="2880" w:hanging="360"/>
+      </w:pPr>
+      <w:rPr>
+        <w:rFonts w:ascii="Wingdings" w:hAnsi="Wingdings" w:hint="default"/>
+        <w:sz w:val="20"/>
+      </w:rPr>
+    </w:lvl>
+    <w:lvl w:ilvl="4" w:tentative="1">
+      <w:start w:val="1"/>
+      <w:numFmt w:val="bullet"/>
+      <w:lvlText w:val=""/>
+      <w:lvlJc w:val="left"/>
+      <w:pPr>
+        <w:tabs>
+          <w:tab w:val="num" w:pos="3600"/>
+        </w:tabs>
+        <w:ind w:left="3600" w:hanging="360"/>
+      </w:pPr>
+      <w:rPr>
+        <w:rFonts w:ascii="Wingdings" w:hAnsi="Wingdings" w:hint="default"/>
+        <w:sz w:val="20"/>
+      </w:rPr>
+    </w:lvl>
+    <w:lvl w:ilvl="5" w:tentative="1">
+      <w:start w:val="1"/>
+      <w:numFmt w:val="bullet"/>
+      <w:lvlText w:val=""/>
+      <w:lvlJc w:val="left"/>
+      <w:pPr>
+        <w:tabs>
+          <w:tab w:val="num" w:pos="4320"/>
+        </w:tabs>
+        <w:ind w:left="4320" w:hanging="360"/>
+      </w:pPr>
+      <w:rPr>
+        <w:rFonts w:ascii="Wingdings" w:hAnsi="Wingdings" w:hint="default"/>
+        <w:sz w:val="20"/>
+      </w:rPr>
+    </w:lvl>
+    <w:lvl w:ilvl="6" w:tentative="1">
+      <w:start w:val="1"/>
+      <w:numFmt w:val="bullet"/>
+      <w:lvlText w:val=""/>
+      <w:lvlJc w:val="left"/>
+      <w:pPr>
+        <w:tabs>
+          <w:tab w:val="num" w:pos="5040"/>
+        </w:tabs>
+        <w:ind w:left="5040" w:hanging="360"/>
+      </w:pPr>
+      <w:rPr>
+        <w:rFonts w:ascii="Wingdings" w:hAnsi="Wingdings" w:hint="default"/>
+        <w:sz w:val="20"/>
+      </w:rPr>
+    </w:lvl>
+    <w:lvl w:ilvl="7" w:tentative="1">
+      <w:start w:val="1"/>
+      <w:numFmt w:val="bullet"/>
+      <w:lvlText w:val=""/>
+      <w:lvlJc w:val="left"/>
+      <w:pPr>
+        <w:tabs>
+          <w:tab w:val="num" w:pos="5760"/>
+        </w:tabs>
+        <w:ind w:left="5760" w:hanging="360"/>
+      </w:pPr>
+      <w:rPr>
+        <w:rFonts w:ascii="Wingdings" w:hAnsi="Wingdings" w:hint="default"/>
+        <w:sz w:val="20"/>
+      </w:rPr>
+    </w:lvl>
+    <w:lvl w:ilvl="8" w:tentative="1">
+      <w:start w:val="1"/>
+      <w:numFmt w:val="bullet"/>
+      <w:lvlText w:val=""/>
+      <w:lvlJc w:val="left"/>
+      <w:pPr>
+        <w:tabs>
+          <w:tab w:val="num" w:pos="6480"/>
+        </w:tabs>
+        <w:ind w:left="6480" w:hanging="360"/>
+      </w:pPr>
+      <w:rPr>
+        <w:rFonts w:ascii="Wingdings" w:hAnsi="Wingdings" w:hint="default"/>
+        <w:sz w:val="20"/>
+      </w:rPr>
+    </w:lvl>
+  </w:abstractNum>
+  <w:abstractNum w:abstractNumId="7" w15:restartNumberingAfterBreak="0">
     <w:nsid w:val="499D5360"/>
     <w:multiLevelType w:val="multilevel"/>
     <w:tmpl w:val="8B6AFB90"/>
@@ -2889,7 +2882,7 @@
       </w:rPr>
     </w:lvl>
   </w:abstractNum>
-  <w:abstractNum w:abstractNumId="6" w15:restartNumberingAfterBreak="0">
+  <w:abstractNum w:abstractNumId="8" w15:restartNumberingAfterBreak="0">
     <w:nsid w:val="52B82F61"/>
     <w:multiLevelType w:val="multilevel"/>
     <w:tmpl w:val="B8063FE8"/>
@@ -3034,10 +3027,10 @@
       </w:rPr>
     </w:lvl>
   </w:abstractNum>
-  <w:abstractNum w:abstractNumId="7" w15:restartNumberingAfterBreak="0">
+  <w:abstractNum w:abstractNumId="9" w15:restartNumberingAfterBreak="0">
     <w:nsid w:val="60457853"/>
     <w:multiLevelType w:val="multilevel"/>
-    <w:tmpl w:val="CC743B6C"/>
+    <w:tmpl w:val="CCA217FA"/>
     <w:lvl w:ilvl="0">
       <w:start w:val="1"/>
       <w:numFmt w:val="bullet"/>
@@ -3179,7 +3172,7 @@
       </w:rPr>
     </w:lvl>
   </w:abstractNum>
-  <w:abstractNum w:abstractNumId="8" w15:restartNumberingAfterBreak="0">
+  <w:abstractNum w:abstractNumId="10" w15:restartNumberingAfterBreak="0">
     <w:nsid w:val="64486F51"/>
     <w:multiLevelType w:val="multilevel"/>
     <w:tmpl w:val="9FE8356E"/>
@@ -3324,7 +3317,442 @@
       </w:rPr>
     </w:lvl>
   </w:abstractNum>
-  <w:abstractNum w:abstractNumId="9" w15:restartNumberingAfterBreak="0">
+  <w:abstractNum w:abstractNumId="11" w15:restartNumberingAfterBreak="0">
+    <w:nsid w:val="67F26EB6"/>
+    <w:multiLevelType w:val="multilevel"/>
+    <w:tmpl w:val="055C1CCC"/>
+    <w:lvl w:ilvl="0">
+      <w:start w:val="1"/>
+      <w:numFmt w:val="bullet"/>
+      <w:lvlText w:val=""/>
+      <w:lvlJc w:val="left"/>
+      <w:pPr>
+        <w:tabs>
+          <w:tab w:val="num" w:pos="720"/>
+        </w:tabs>
+        <w:ind w:left="720" w:hanging="360"/>
+      </w:pPr>
+      <w:rPr>
+        <w:rFonts w:ascii="Symbol" w:hAnsi="Symbol" w:hint="default"/>
+        <w:sz w:val="20"/>
+      </w:rPr>
+    </w:lvl>
+    <w:lvl w:ilvl="1">
+      <w:start w:val="1"/>
+      <w:numFmt w:val="bullet"/>
+      <w:lvlText w:val="o"/>
+      <w:lvlJc w:val="left"/>
+      <w:pPr>
+        <w:ind w:left="1440" w:hanging="360"/>
+      </w:pPr>
+      <w:rPr>
+        <w:rFonts w:ascii="Courier New" w:hAnsi="Courier New" w:cs="Courier New" w:hint="default"/>
+      </w:rPr>
+    </w:lvl>
+    <w:lvl w:ilvl="2" w:tentative="1">
+      <w:start w:val="1"/>
+      <w:numFmt w:val="bullet"/>
+      <w:lvlText w:val=""/>
+      <w:lvlJc w:val="left"/>
+      <w:pPr>
+        <w:tabs>
+          <w:tab w:val="num" w:pos="2160"/>
+        </w:tabs>
+        <w:ind w:left="2160" w:hanging="360"/>
+      </w:pPr>
+      <w:rPr>
+        <w:rFonts w:ascii="Wingdings" w:hAnsi="Wingdings" w:hint="default"/>
+        <w:sz w:val="20"/>
+      </w:rPr>
+    </w:lvl>
+    <w:lvl w:ilvl="3" w:tentative="1">
+      <w:start w:val="1"/>
+      <w:numFmt w:val="bullet"/>
+      <w:lvlText w:val=""/>
+      <w:lvlJc w:val="left"/>
+      <w:pPr>
+        <w:tabs>
+          <w:tab w:val="num" w:pos="2880"/>
+        </w:tabs>
+        <w:ind w:left="2880" w:hanging="360"/>
+      </w:pPr>
+      <w:rPr>
+        <w:rFonts w:ascii="Wingdings" w:hAnsi="Wingdings" w:hint="default"/>
+        <w:sz w:val="20"/>
+      </w:rPr>
+    </w:lvl>
+    <w:lvl w:ilvl="4" w:tentative="1">
+      <w:start w:val="1"/>
+      <w:numFmt w:val="bullet"/>
+      <w:lvlText w:val=""/>
+      <w:lvlJc w:val="left"/>
+      <w:pPr>
+        <w:tabs>
+          <w:tab w:val="num" w:pos="3600"/>
+        </w:tabs>
+        <w:ind w:left="3600" w:hanging="360"/>
+      </w:pPr>
+      <w:rPr>
+        <w:rFonts w:ascii="Wingdings" w:hAnsi="Wingdings" w:hint="default"/>
+        <w:sz w:val="20"/>
+      </w:rPr>
+    </w:lvl>
+    <w:lvl w:ilvl="5" w:tentative="1">
+      <w:start w:val="1"/>
+      <w:numFmt w:val="bullet"/>
+      <w:lvlText w:val=""/>
+      <w:lvlJc w:val="left"/>
+      <w:pPr>
+        <w:tabs>
+          <w:tab w:val="num" w:pos="4320"/>
+        </w:tabs>
+        <w:ind w:left="4320" w:hanging="360"/>
+      </w:pPr>
+      <w:rPr>
+        <w:rFonts w:ascii="Wingdings" w:hAnsi="Wingdings" w:hint="default"/>
+        <w:sz w:val="20"/>
+      </w:rPr>
+    </w:lvl>
+    <w:lvl w:ilvl="6" w:tentative="1">
+      <w:start w:val="1"/>
+      <w:numFmt w:val="bullet"/>
+      <w:lvlText w:val=""/>
+      <w:lvlJc w:val="left"/>
+      <w:pPr>
+        <w:tabs>
+          <w:tab w:val="num" w:pos="5040"/>
+        </w:tabs>
+        <w:ind w:left="5040" w:hanging="360"/>
+      </w:pPr>
+      <w:rPr>
+        <w:rFonts w:ascii="Wingdings" w:hAnsi="Wingdings" w:hint="default"/>
+        <w:sz w:val="20"/>
+      </w:rPr>
+    </w:lvl>
+    <w:lvl w:ilvl="7" w:tentative="1">
+      <w:start w:val="1"/>
+      <w:numFmt w:val="bullet"/>
+      <w:lvlText w:val=""/>
+      <w:lvlJc w:val="left"/>
+      <w:pPr>
+        <w:tabs>
+          <w:tab w:val="num" w:pos="5760"/>
+        </w:tabs>
+        <w:ind w:left="5760" w:hanging="360"/>
+      </w:pPr>
+      <w:rPr>
+        <w:rFonts w:ascii="Wingdings" w:hAnsi="Wingdings" w:hint="default"/>
+        <w:sz w:val="20"/>
+      </w:rPr>
+    </w:lvl>
+    <w:lvl w:ilvl="8" w:tentative="1">
+      <w:start w:val="1"/>
+      <w:numFmt w:val="bullet"/>
+      <w:lvlText w:val=""/>
+      <w:lvlJc w:val="left"/>
+      <w:pPr>
+        <w:tabs>
+          <w:tab w:val="num" w:pos="6480"/>
+        </w:tabs>
+        <w:ind w:left="6480" w:hanging="360"/>
+      </w:pPr>
+      <w:rPr>
+        <w:rFonts w:ascii="Wingdings" w:hAnsi="Wingdings" w:hint="default"/>
+        <w:sz w:val="20"/>
+      </w:rPr>
+    </w:lvl>
+  </w:abstractNum>
+  <w:abstractNum w:abstractNumId="12" w15:restartNumberingAfterBreak="0">
+    <w:nsid w:val="73CB7C29"/>
+    <w:multiLevelType w:val="multilevel"/>
+    <w:tmpl w:val="EC92556A"/>
+    <w:lvl w:ilvl="0">
+      <w:start w:val="1"/>
+      <w:numFmt w:val="bullet"/>
+      <w:lvlText w:val=""/>
+      <w:lvlJc w:val="left"/>
+      <w:pPr>
+        <w:tabs>
+          <w:tab w:val="num" w:pos="720"/>
+        </w:tabs>
+        <w:ind w:left="720" w:hanging="360"/>
+      </w:pPr>
+      <w:rPr>
+        <w:rFonts w:ascii="Symbol" w:hAnsi="Symbol" w:hint="default"/>
+        <w:sz w:val="20"/>
+      </w:rPr>
+    </w:lvl>
+    <w:lvl w:ilvl="1">
+      <w:start w:val="1"/>
+      <w:numFmt w:val="bullet"/>
+      <w:lvlText w:val="o"/>
+      <w:lvlJc w:val="left"/>
+      <w:pPr>
+        <w:ind w:left="1440" w:hanging="360"/>
+      </w:pPr>
+      <w:rPr>
+        <w:rFonts w:ascii="Courier New" w:hAnsi="Courier New" w:cs="Courier New" w:hint="default"/>
+      </w:rPr>
+    </w:lvl>
+    <w:lvl w:ilvl="2" w:tentative="1">
+      <w:start w:val="1"/>
+      <w:numFmt w:val="bullet"/>
+      <w:lvlText w:val=""/>
+      <w:lvlJc w:val="left"/>
+      <w:pPr>
+        <w:tabs>
+          <w:tab w:val="num" w:pos="2160"/>
+        </w:tabs>
+        <w:ind w:left="2160" w:hanging="360"/>
+      </w:pPr>
+      <w:rPr>
+        <w:rFonts w:ascii="Wingdings" w:hAnsi="Wingdings" w:hint="default"/>
+        <w:sz w:val="20"/>
+      </w:rPr>
+    </w:lvl>
+    <w:lvl w:ilvl="3" w:tentative="1">
+      <w:start w:val="1"/>
+      <w:numFmt w:val="bullet"/>
+      <w:lvlText w:val=""/>
+      <w:lvlJc w:val="left"/>
+      <w:pPr>
+        <w:tabs>
+          <w:tab w:val="num" w:pos="2880"/>
+        </w:tabs>
+        <w:ind w:left="2880" w:hanging="360"/>
+      </w:pPr>
+      <w:rPr>
+        <w:rFonts w:ascii="Wingdings" w:hAnsi="Wingdings" w:hint="default"/>
+        <w:sz w:val="20"/>
+      </w:rPr>
+    </w:lvl>
+    <w:lvl w:ilvl="4" w:tentative="1">
+      <w:start w:val="1"/>
+      <w:numFmt w:val="bullet"/>
+      <w:lvlText w:val=""/>
+      <w:lvlJc w:val="left"/>
+      <w:pPr>
+        <w:tabs>
+          <w:tab w:val="num" w:pos="3600"/>
+        </w:tabs>
+        <w:ind w:left="3600" w:hanging="360"/>
+      </w:pPr>
+      <w:rPr>
+        <w:rFonts w:ascii="Wingdings" w:hAnsi="Wingdings" w:hint="default"/>
+        <w:sz w:val="20"/>
+      </w:rPr>
+    </w:lvl>
+    <w:lvl w:ilvl="5" w:tentative="1">
+      <w:start w:val="1"/>
+      <w:numFmt w:val="bullet"/>
+      <w:lvlText w:val=""/>
+      <w:lvlJc w:val="left"/>
+      <w:pPr>
+        <w:tabs>
+          <w:tab w:val="num" w:pos="4320"/>
+        </w:tabs>
+        <w:ind w:left="4320" w:hanging="360"/>
+      </w:pPr>
+      <w:rPr>
+        <w:rFonts w:ascii="Wingdings" w:hAnsi="Wingdings" w:hint="default"/>
+        <w:sz w:val="20"/>
+      </w:rPr>
+    </w:lvl>
+    <w:lvl w:ilvl="6" w:tentative="1">
+      <w:start w:val="1"/>
+      <w:numFmt w:val="bullet"/>
+      <w:lvlText w:val=""/>
+      <w:lvlJc w:val="left"/>
+      <w:pPr>
+        <w:tabs>
+          <w:tab w:val="num" w:pos="5040"/>
+        </w:tabs>
+        <w:ind w:left="5040" w:hanging="360"/>
+      </w:pPr>
+      <w:rPr>
+        <w:rFonts w:ascii="Wingdings" w:hAnsi="Wingdings" w:hint="default"/>
+        <w:sz w:val="20"/>
+      </w:rPr>
+    </w:lvl>
+    <w:lvl w:ilvl="7" w:tentative="1">
+      <w:start w:val="1"/>
+      <w:numFmt w:val="bullet"/>
+      <w:lvlText w:val=""/>
+      <w:lvlJc w:val="left"/>
+      <w:pPr>
+        <w:tabs>
+          <w:tab w:val="num" w:pos="5760"/>
+        </w:tabs>
+        <w:ind w:left="5760" w:hanging="360"/>
+      </w:pPr>
+      <w:rPr>
+        <w:rFonts w:ascii="Wingdings" w:hAnsi="Wingdings" w:hint="default"/>
+        <w:sz w:val="20"/>
+      </w:rPr>
+    </w:lvl>
+    <w:lvl w:ilvl="8" w:tentative="1">
+      <w:start w:val="1"/>
+      <w:numFmt w:val="bullet"/>
+      <w:lvlText w:val=""/>
+      <w:lvlJc w:val="left"/>
+      <w:pPr>
+        <w:tabs>
+          <w:tab w:val="num" w:pos="6480"/>
+        </w:tabs>
+        <w:ind w:left="6480" w:hanging="360"/>
+      </w:pPr>
+      <w:rPr>
+        <w:rFonts w:ascii="Wingdings" w:hAnsi="Wingdings" w:hint="default"/>
+        <w:sz w:val="20"/>
+      </w:rPr>
+    </w:lvl>
+  </w:abstractNum>
+  <w:abstractNum w:abstractNumId="13" w15:restartNumberingAfterBreak="0">
+    <w:nsid w:val="777F0CBA"/>
+    <w:multiLevelType w:val="multilevel"/>
+    <w:tmpl w:val="055C1CCC"/>
+    <w:lvl w:ilvl="0">
+      <w:start w:val="1"/>
+      <w:numFmt w:val="bullet"/>
+      <w:lvlText w:val=""/>
+      <w:lvlJc w:val="left"/>
+      <w:pPr>
+        <w:tabs>
+          <w:tab w:val="num" w:pos="720"/>
+        </w:tabs>
+        <w:ind w:left="720" w:hanging="360"/>
+      </w:pPr>
+      <w:rPr>
+        <w:rFonts w:ascii="Symbol" w:hAnsi="Symbol" w:hint="default"/>
+        <w:sz w:val="20"/>
+      </w:rPr>
+    </w:lvl>
+    <w:lvl w:ilvl="1">
+      <w:start w:val="1"/>
+      <w:numFmt w:val="bullet"/>
+      <w:lvlText w:val="o"/>
+      <w:lvlJc w:val="left"/>
+      <w:pPr>
+        <w:ind w:left="1440" w:hanging="360"/>
+      </w:pPr>
+      <w:rPr>
+        <w:rFonts w:ascii="Courier New" w:hAnsi="Courier New" w:cs="Courier New" w:hint="default"/>
+      </w:rPr>
+    </w:lvl>
+    <w:lvl w:ilvl="2" w:tentative="1">
+      <w:start w:val="1"/>
+      <w:numFmt w:val="bullet"/>
+      <w:lvlText w:val=""/>
+      <w:lvlJc w:val="left"/>
+      <w:pPr>
+        <w:tabs>
+          <w:tab w:val="num" w:pos="2160"/>
+        </w:tabs>
+        <w:ind w:left="2160" w:hanging="360"/>
+      </w:pPr>
+      <w:rPr>
+        <w:rFonts w:ascii="Wingdings" w:hAnsi="Wingdings" w:hint="default"/>
+        <w:sz w:val="20"/>
+      </w:rPr>
+    </w:lvl>
+    <w:lvl w:ilvl="3" w:tentative="1">
+      <w:start w:val="1"/>
+      <w:numFmt w:val="bullet"/>
+      <w:lvlText w:val=""/>
+      <w:lvlJc w:val="left"/>
+      <w:pPr>
+        <w:tabs>
+          <w:tab w:val="num" w:pos="2880"/>
+        </w:tabs>
+        <w:ind w:left="2880" w:hanging="360"/>
+      </w:pPr>
+      <w:rPr>
+        <w:rFonts w:ascii="Wingdings" w:hAnsi="Wingdings" w:hint="default"/>
+        <w:sz w:val="20"/>
+      </w:rPr>
+    </w:lvl>
+    <w:lvl w:ilvl="4" w:tentative="1">
+      <w:start w:val="1"/>
+      <w:numFmt w:val="bullet"/>
+      <w:lvlText w:val=""/>
+      <w:lvlJc w:val="left"/>
+      <w:pPr>
+        <w:tabs>
+          <w:tab w:val="num" w:pos="3600"/>
+        </w:tabs>
+        <w:ind w:left="3600" w:hanging="360"/>
+      </w:pPr>
+      <w:rPr>
+        <w:rFonts w:ascii="Wingdings" w:hAnsi="Wingdings" w:hint="default"/>
+        <w:sz w:val="20"/>
+      </w:rPr>
+    </w:lvl>
+    <w:lvl w:ilvl="5" w:tentative="1">
+      <w:start w:val="1"/>
+      <w:numFmt w:val="bullet"/>
+      <w:lvlText w:val=""/>
+      <w:lvlJc w:val="left"/>
+      <w:pPr>
+        <w:tabs>
+          <w:tab w:val="num" w:pos="4320"/>
+        </w:tabs>
+        <w:ind w:left="4320" w:hanging="360"/>
+      </w:pPr>
+      <w:rPr>
+        <w:rFonts w:ascii="Wingdings" w:hAnsi="Wingdings" w:hint="default"/>
+        <w:sz w:val="20"/>
+      </w:rPr>
+    </w:lvl>
+    <w:lvl w:ilvl="6" w:tentative="1">
+      <w:start w:val="1"/>
+      <w:numFmt w:val="bullet"/>
+      <w:lvlText w:val=""/>
+      <w:lvlJc w:val="left"/>
+      <w:pPr>
+        <w:tabs>
+          <w:tab w:val="num" w:pos="5040"/>
+        </w:tabs>
+        <w:ind w:left="5040" w:hanging="360"/>
+      </w:pPr>
+      <w:rPr>
+        <w:rFonts w:ascii="Wingdings" w:hAnsi="Wingdings" w:hint="default"/>
+        <w:sz w:val="20"/>
+      </w:rPr>
+    </w:lvl>
+    <w:lvl w:ilvl="7" w:tentative="1">
+      <w:start w:val="1"/>
+      <w:numFmt w:val="bullet"/>
+      <w:lvlText w:val=""/>
+      <w:lvlJc w:val="left"/>
+      <w:pPr>
+        <w:tabs>
+          <w:tab w:val="num" w:pos="5760"/>
+        </w:tabs>
+        <w:ind w:left="5760" w:hanging="360"/>
+      </w:pPr>
+      <w:rPr>
+        <w:rFonts w:ascii="Wingdings" w:hAnsi="Wingdings" w:hint="default"/>
+        <w:sz w:val="20"/>
+      </w:rPr>
+    </w:lvl>
+    <w:lvl w:ilvl="8" w:tentative="1">
+      <w:start w:val="1"/>
+      <w:numFmt w:val="bullet"/>
+      <w:lvlText w:val=""/>
+      <w:lvlJc w:val="left"/>
+      <w:pPr>
+        <w:tabs>
+          <w:tab w:val="num" w:pos="6480"/>
+        </w:tabs>
+        <w:ind w:left="6480" w:hanging="360"/>
+      </w:pPr>
+      <w:rPr>
+        <w:rFonts w:ascii="Wingdings" w:hAnsi="Wingdings" w:hint="default"/>
+        <w:sz w:val="20"/>
+      </w:rPr>
+    </w:lvl>
+  </w:abstractNum>
+  <w:abstractNum w:abstractNumId="14" w15:restartNumberingAfterBreak="0">
     <w:nsid w:val="7A3938FF"/>
     <w:multiLevelType w:val="multilevel"/>
     <w:tmpl w:val="AAF4EC1A"/>
@@ -3469,7 +3897,7 @@
       </w:rPr>
     </w:lvl>
   </w:abstractNum>
-  <w:abstractNum w:abstractNumId="10" w15:restartNumberingAfterBreak="0">
+  <w:abstractNum w:abstractNumId="15" w15:restartNumberingAfterBreak="0">
     <w:nsid w:val="7B861F01"/>
     <w:multiLevelType w:val="multilevel"/>
     <w:tmpl w:val="28E89E58"/>
@@ -3618,7 +4046,7 @@
       </w:rPr>
     </w:lvl>
   </w:abstractNum>
-  <w:abstractNum w:abstractNumId="11" w15:restartNumberingAfterBreak="0">
+  <w:abstractNum w:abstractNumId="16" w15:restartNumberingAfterBreak="0">
     <w:nsid w:val="7CB155B1"/>
     <w:multiLevelType w:val="multilevel"/>
     <w:tmpl w:val="6188119E"/>
@@ -3781,10 +4209,10 @@
     </w:lvlOverride>
   </w:num>
   <w:num w:numId="3" w16cid:durableId="2091000575">
-    <w:abstractNumId w:val="4"/>
+    <w:abstractNumId w:val="5"/>
   </w:num>
   <w:num w:numId="4" w16cid:durableId="1704555737">
-    <w:abstractNumId w:val="4"/>
+    <w:abstractNumId w:val="5"/>
     <w:lvlOverride w:ilvl="1">
       <w:lvl w:ilvl="1">
         <w:numFmt w:val="decimal"/>
@@ -3794,28 +4222,28 @@
     </w:lvlOverride>
   </w:num>
   <w:num w:numId="5" w16cid:durableId="731732199">
+    <w:abstractNumId w:val="4"/>
+  </w:num>
+  <w:num w:numId="6" w16cid:durableId="31927471">
+    <w:abstractNumId w:val="10"/>
+  </w:num>
+  <w:num w:numId="7" w16cid:durableId="402485112">
+    <w:abstractNumId w:val="9"/>
+  </w:num>
+  <w:num w:numId="8" w16cid:durableId="120926970">
     <w:abstractNumId w:val="3"/>
   </w:num>
-  <w:num w:numId="6" w16cid:durableId="31927471">
+  <w:num w:numId="9" w16cid:durableId="163057697">
     <w:abstractNumId w:val="8"/>
   </w:num>
-  <w:num w:numId="7" w16cid:durableId="402485112">
-    <w:abstractNumId w:val="7"/>
+  <w:num w:numId="10" w16cid:durableId="285041300">
+    <w:abstractNumId w:val="14"/>
   </w:num>
-  <w:num w:numId="8" w16cid:durableId="120926970">
+  <w:num w:numId="11" w16cid:durableId="683168351">
     <w:abstractNumId w:val="2"/>
   </w:num>
-  <w:num w:numId="9" w16cid:durableId="163057697">
-    <w:abstractNumId w:val="6"/>
-  </w:num>
-  <w:num w:numId="10" w16cid:durableId="285041300">
-    <w:abstractNumId w:val="9"/>
-  </w:num>
-  <w:num w:numId="11" w16cid:durableId="683168351">
-    <w:abstractNumId w:val="1"/>
-  </w:num>
   <w:num w:numId="12" w16cid:durableId="2049407513">
-    <w:abstractNumId w:val="1"/>
+    <w:abstractNumId w:val="2"/>
     <w:lvlOverride w:ilvl="1">
       <w:lvl w:ilvl="1">
         <w:numFmt w:val="decimal"/>
@@ -3825,10 +4253,10 @@
     </w:lvlOverride>
   </w:num>
   <w:num w:numId="13" w16cid:durableId="1190993552">
-    <w:abstractNumId w:val="5"/>
+    <w:abstractNumId w:val="7"/>
   </w:num>
   <w:num w:numId="14" w16cid:durableId="742601844">
-    <w:abstractNumId w:val="5"/>
+    <w:abstractNumId w:val="7"/>
     <w:lvlOverride w:ilvl="1">
       <w:lvl w:ilvl="1">
         <w:numFmt w:val="decimal"/>
@@ -3838,10 +4266,10 @@
     </w:lvlOverride>
   </w:num>
   <w:num w:numId="15" w16cid:durableId="559945461">
-    <w:abstractNumId w:val="10"/>
+    <w:abstractNumId w:val="15"/>
   </w:num>
   <w:num w:numId="16" w16cid:durableId="1741440139">
-    <w:abstractNumId w:val="10"/>
+    <w:abstractNumId w:val="15"/>
     <w:lvlOverride w:ilvl="1">
       <w:lvl w:ilvl="1">
         <w:numFmt w:val="decimal"/>
@@ -3851,7 +4279,22 @@
     </w:lvlOverride>
   </w:num>
   <w:num w:numId="17" w16cid:durableId="435633065">
+    <w:abstractNumId w:val="16"/>
+  </w:num>
+  <w:num w:numId="18" w16cid:durableId="1963342661">
+    <w:abstractNumId w:val="13"/>
+  </w:num>
+  <w:num w:numId="19" w16cid:durableId="905261284">
     <w:abstractNumId w:val="11"/>
+  </w:num>
+  <w:num w:numId="20" w16cid:durableId="48456993">
+    <w:abstractNumId w:val="12"/>
+  </w:num>
+  <w:num w:numId="21" w16cid:durableId="437800965">
+    <w:abstractNumId w:val="1"/>
+  </w:num>
+  <w:num w:numId="22" w16cid:durableId="720134898">
+    <w:abstractNumId w:val="6"/>
   </w:num>
 </w:numbering>
 </file>
@@ -4256,6 +4699,7 @@
   <w:style w:type="paragraph" w:default="1" w:styleId="Normalny">
     <w:name w:val="Normal"/>
     <w:qFormat/>
+    <w:rsid w:val="00F07965"/>
   </w:style>
   <w:style w:type="paragraph" w:styleId="Nagwek1">
     <w:name w:val="heading 1"/>
@@ -4459,6 +4903,7 @@
   <w:style w:type="character" w:default="1" w:styleId="Domylnaczcionkaakapitu">
     <w:name w:val="Default Paragraph Font"/>
     <w:uiPriority w:val="1"/>
+    <w:semiHidden/>
     <w:unhideWhenUsed/>
   </w:style>
   <w:style w:type="table" w:default="1" w:styleId="Standardowy">
